--- a/output/tables/READ/MI/READ_cox_multi_MI_KRAS.docx
+++ b/output/tables/READ/MI/READ_cox_multi_MI_KRAS.docx
@@ -37,9 +37,9 @@
       <w:tblGrid>
         <w:gridCol w:w="2060"/>
         <w:gridCol w:w="1489"/>
-        <w:gridCol w:w="681"/>
+        <w:gridCol w:w="591"/>
         <w:gridCol w:w="931"/>
-        <w:gridCol w:w="1611"/>
+        <w:gridCol w:w="1701"/>
         <w:gridCol w:w="816"/>
         <w:gridCol w:w="816"/>
       </w:tblGrid>
@@ -1099,7 +1099,7 @@
                 <w:szCs w:val="18"/>
                 <w:color w:val="000000"/>
               </w:rPr>
-              <w:t xml:space="preserve">0.60 (0.22–1.65)</w:t>
+              <w:t xml:space="preserve">0.51 (0.19–1.37)</w:t>
             </w:r>
           </w:p>
         </w:tc>
@@ -1154,7 +1154,7 @@
                 <w:szCs w:val="18"/>
                 <w:color w:val="000000"/>
               </w:rPr>
-              <w:t xml:space="preserve">0.303</w:t>
+              <w:t xml:space="preserve">0.165</w:t>
             </w:r>
           </w:p>
         </w:tc>
@@ -1209,7 +1209,7 @@
                 <w:szCs w:val="18"/>
                 <w:color w:val="000000"/>
               </w:rPr>
-              <w:t xml:space="preserve">0.145</w:t>
+              <w:t xml:space="preserve">0.157</w:t>
             </w:r>
           </w:p>
         </w:tc>
@@ -1269,7 +1269,7 @@
                 <w:szCs w:val="18"/>
                 <w:color w:val="000000"/>
               </w:rPr>
-              <w:t xml:space="preserve">Age (per 1 year)</w:t>
+              <w:t xml:space="preserve">Age group, years</w:t>
             </w:r>
           </w:p>
         </w:tc>
@@ -1324,6 +1324,226 @@
                 <w:szCs w:val="18"/>
                 <w:color w:val="000000"/>
               </w:rPr>
+              <w:t xml:space="preserve">≤65 (ref)</w:t>
+            </w:r>
+          </w:p>
+        </w:tc>
+        <w:tc>
+          <w:tcPr>
+            <w:tcBorders>
+              <w:bottom w:val="none" w:sz="0" w:space="0" w:color="000000"/>
+              <w:top w:val="none" w:sz="0" w:space="0" w:color="000000"/>
+              <w:left w:val="none" w:sz="0" w:space="0" w:color="000000"/>
+              <w:right w:val="none" w:sz="0" w:space="0" w:color="000000"/>
+            </w:tcBorders>
+            <w:shd w:val="clear" w:color="auto" w:fill="FFFFFF"/>
+            <w:tcMar>
+              <w:top w:w="0" w:type="dxa"/>
+              <w:bottom w:w="0" w:type="dxa"/>
+              <w:left w:w="0" w:type="dxa"/>
+              <w:right w:w="0" w:type="dxa"/>
+            </w:tcMar>
+            <w:vAlign w:val="center"/>
+          </w:tcPr>
+          <w:p>
+            <w:pPr>
+              <w:pStyle w:val="Normal"/>
+              <w:jc w:val="right"/>
+              <w:pBdr>
+                <w:bottom w:val="none" w:sz="0" w:space="0" w:color="000000"/>
+                <w:top w:val="none" w:sz="0" w:space="0" w:color="000000"/>
+                <w:left w:val="none" w:sz="0" w:space="0" w:color="000000"/>
+                <w:right w:val="none" w:sz="0" w:space="0" w:color="000000"/>
+              </w:pBdr>
+              <w:spacing w:after="100" w:before="100" w:line="240"/>
+              <w:ind w:left="100" w:right="100" w:firstLine="0" w:firstLineChars="0"/>
+              <w:rPr>
+                <w:rFonts w:ascii="Times New Roman" w:hAnsi="Times New Roman" w:eastAsia="Times New Roman" w:cs="Times New Roman"/>
+                <w:i w:val="false"/>
+                <w:b w:val="false"/>
+                <w:u w:val="none"/>
+                <w:strike w:val="false"/>
+                <w:sz w:val="18"/>
+                <w:szCs w:val="18"/>
+                <w:color w:val="000000"/>
+              </w:rPr>
+            </w:pPr>
+            <w:r>
+              <w:rPr>
+                <w:rFonts w:ascii="Times New Roman" w:hAnsi="Times New Roman" w:eastAsia="Times New Roman" w:cs="Times New Roman"/>
+                <w:i w:val="false"/>
+                <w:b w:val="false"/>
+                <w:u w:val="none"/>
+                <w:strike w:val="false"/>
+                <w:sz w:val="18"/>
+                <w:szCs w:val="18"/>
+                <w:color w:val="000000"/>
+              </w:rPr>
+              <w:t xml:space="preserve">76</w:t>
+            </w:r>
+          </w:p>
+        </w:tc>
+        <w:tc>
+          <w:tcPr>
+            <w:tcBorders>
+              <w:bottom w:val="none" w:sz="0" w:space="0" w:color="000000"/>
+              <w:top w:val="none" w:sz="0" w:space="0" w:color="000000"/>
+              <w:left w:val="none" w:sz="0" w:space="0" w:color="000000"/>
+              <w:right w:val="none" w:sz="0" w:space="0" w:color="000000"/>
+            </w:tcBorders>
+            <w:shd w:val="clear" w:color="auto" w:fill="FFFFFF"/>
+            <w:tcMar>
+              <w:top w:w="0" w:type="dxa"/>
+              <w:bottom w:w="0" w:type="dxa"/>
+              <w:left w:w="0" w:type="dxa"/>
+              <w:right w:w="0" w:type="dxa"/>
+            </w:tcMar>
+            <w:vAlign w:val="center"/>
+          </w:tcPr>
+          <w:p>
+            <w:pPr>
+              <w:pStyle w:val="Normal"/>
+              <w:jc w:val="right"/>
+              <w:pBdr>
+                <w:bottom w:val="none" w:sz="0" w:space="0" w:color="000000"/>
+                <w:top w:val="none" w:sz="0" w:space="0" w:color="000000"/>
+                <w:left w:val="none" w:sz="0" w:space="0" w:color="000000"/>
+                <w:right w:val="none" w:sz="0" w:space="0" w:color="000000"/>
+              </w:pBdr>
+              <w:spacing w:after="100" w:before="100" w:line="240"/>
+              <w:ind w:left="100" w:right="100" w:firstLine="0" w:firstLineChars="0"/>
+              <w:rPr>
+                <w:rFonts w:ascii="Times New Roman" w:hAnsi="Times New Roman" w:eastAsia="Times New Roman" w:cs="Times New Roman"/>
+                <w:i w:val="false"/>
+                <w:b w:val="false"/>
+                <w:u w:val="none"/>
+                <w:strike w:val="false"/>
+                <w:sz w:val="18"/>
+                <w:szCs w:val="18"/>
+                <w:color w:val="000000"/>
+              </w:rPr>
+            </w:pPr>
+            <w:r>
+              <w:rPr>
+                <w:rFonts w:ascii="Times New Roman" w:hAnsi="Times New Roman" w:eastAsia="Times New Roman" w:cs="Times New Roman"/>
+                <w:i w:val="false"/>
+                <w:b w:val="false"/>
+                <w:u w:val="none"/>
+                <w:strike w:val="false"/>
+                <w:sz w:val="18"/>
+                <w:szCs w:val="18"/>
+                <w:color w:val="000000"/>
+              </w:rPr>
+              <w:t xml:space="preserve">4</w:t>
+            </w:r>
+          </w:p>
+        </w:tc>
+        <w:tc>
+          <w:tcPr>
+            <w:tcBorders>
+              <w:bottom w:val="none" w:sz="0" w:space="0" w:color="000000"/>
+              <w:top w:val="none" w:sz="0" w:space="0" w:color="000000"/>
+              <w:left w:val="none" w:sz="0" w:space="0" w:color="000000"/>
+              <w:right w:val="none" w:sz="0" w:space="0" w:color="000000"/>
+            </w:tcBorders>
+            <w:shd w:val="clear" w:color="auto" w:fill="FFFFFF"/>
+            <w:tcMar>
+              <w:top w:w="0" w:type="dxa"/>
+              <w:bottom w:w="0" w:type="dxa"/>
+              <w:left w:w="0" w:type="dxa"/>
+              <w:right w:w="0" w:type="dxa"/>
+            </w:tcMar>
+            <w:vAlign w:val="center"/>
+          </w:tcPr>
+          <w:p>
+            <w:pPr>
+              <w:pStyle w:val="Normal"/>
+              <w:jc w:val="left"/>
+              <w:pBdr>
+                <w:bottom w:val="none" w:sz="0" w:space="0" w:color="000000"/>
+                <w:top w:val="none" w:sz="0" w:space="0" w:color="000000"/>
+                <w:left w:val="none" w:sz="0" w:space="0" w:color="000000"/>
+                <w:right w:val="none" w:sz="0" w:space="0" w:color="000000"/>
+              </w:pBdr>
+              <w:spacing w:after="100" w:before="100" w:line="240"/>
+              <w:ind w:left="100" w:right="100" w:firstLine="0" w:firstLineChars="0"/>
+              <w:rPr>
+                <w:rFonts w:ascii="Times New Roman" w:hAnsi="Times New Roman" w:eastAsia="Times New Roman" w:cs="Times New Roman"/>
+                <w:i w:val="false"/>
+                <w:b w:val="false"/>
+                <w:u w:val="none"/>
+                <w:strike w:val="false"/>
+                <w:sz w:val="18"/>
+                <w:szCs w:val="18"/>
+                <w:color w:val="000000"/>
+              </w:rPr>
+            </w:pPr>
+            <w:r>
+              <w:rPr>
+                <w:rFonts w:ascii="Times New Roman" w:hAnsi="Times New Roman" w:eastAsia="Times New Roman" w:cs="Times New Roman"/>
+                <w:i w:val="false"/>
+                <w:b w:val="false"/>
+                <w:u w:val="none"/>
+                <w:strike w:val="false"/>
+                <w:sz w:val="18"/>
+                <w:szCs w:val="18"/>
+                <w:color w:val="000000"/>
+              </w:rPr>
+              <w:t xml:space="preserve">Reference</w:t>
+            </w:r>
+          </w:p>
+        </w:tc>
+        <w:tc>
+          <w:tcPr>
+            <w:tcBorders>
+              <w:bottom w:val="none" w:sz="0" w:space="0" w:color="000000"/>
+              <w:top w:val="none" w:sz="0" w:space="0" w:color="000000"/>
+              <w:left w:val="none" w:sz="0" w:space="0" w:color="000000"/>
+              <w:right w:val="none" w:sz="0" w:space="0" w:color="000000"/>
+            </w:tcBorders>
+            <w:shd w:val="clear" w:color="auto" w:fill="FFFFFF"/>
+            <w:tcMar>
+              <w:top w:w="0" w:type="dxa"/>
+              <w:bottom w:w="0" w:type="dxa"/>
+              <w:left w:w="0" w:type="dxa"/>
+              <w:right w:w="0" w:type="dxa"/>
+            </w:tcMar>
+            <w:vAlign w:val="center"/>
+          </w:tcPr>
+          <w:p>
+            <w:pPr>
+              <w:pStyle w:val="Normal"/>
+              <w:jc w:val="left"/>
+              <w:pBdr>
+                <w:bottom w:val="none" w:sz="0" w:space="0" w:color="000000"/>
+                <w:top w:val="none" w:sz="0" w:space="0" w:color="000000"/>
+                <w:left w:val="none" w:sz="0" w:space="0" w:color="000000"/>
+                <w:right w:val="none" w:sz="0" w:space="0" w:color="000000"/>
+              </w:pBdr>
+              <w:spacing w:after="100" w:before="100" w:line="240"/>
+              <w:ind w:left="100" w:right="100" w:firstLine="0" w:firstLineChars="0"/>
+              <w:rPr>
+                <w:rFonts w:ascii="Times New Roman" w:hAnsi="Times New Roman" w:eastAsia="Times New Roman" w:cs="Times New Roman"/>
+                <w:i w:val="false"/>
+                <w:b w:val="false"/>
+                <w:u w:val="none"/>
+                <w:strike w:val="false"/>
+                <w:sz w:val="18"/>
+                <w:szCs w:val="18"/>
+                <w:color w:val="000000"/>
+              </w:rPr>
+            </w:pPr>
+            <w:r>
+              <w:rPr>
+                <w:rFonts w:ascii="Times New Roman" w:hAnsi="Times New Roman" w:eastAsia="Times New Roman" w:cs="Times New Roman"/>
+                <w:i w:val="false"/>
+                <w:b w:val="false"/>
+                <w:u w:val="none"/>
+                <w:strike w:val="false"/>
+                <w:sz w:val="18"/>
+                <w:szCs w:val="18"/>
+                <w:color w:val="000000"/>
+              </w:rPr>
               <w:t xml:space="preserve"/>
             </w:r>
           </w:p>
@@ -1348,116 +1568,6 @@
           <w:p>
             <w:pPr>
               <w:pStyle w:val="Normal"/>
-              <w:jc w:val="right"/>
-              <w:pBdr>
-                <w:bottom w:val="none" w:sz="0" w:space="0" w:color="000000"/>
-                <w:top w:val="none" w:sz="0" w:space="0" w:color="000000"/>
-                <w:left w:val="none" w:sz="0" w:space="0" w:color="000000"/>
-                <w:right w:val="none" w:sz="0" w:space="0" w:color="000000"/>
-              </w:pBdr>
-              <w:spacing w:after="100" w:before="100" w:line="240"/>
-              <w:ind w:left="100" w:right="100" w:firstLine="0" w:firstLineChars="0"/>
-              <w:rPr>
-                <w:rFonts w:ascii="Times New Roman" w:hAnsi="Times New Roman" w:eastAsia="Times New Roman" w:cs="Times New Roman"/>
-                <w:i w:val="false"/>
-                <w:b w:val="false"/>
-                <w:u w:val="none"/>
-                <w:strike w:val="false"/>
-                <w:sz w:val="18"/>
-                <w:szCs w:val="18"/>
-                <w:color w:val="000000"/>
-              </w:rPr>
-            </w:pPr>
-            <w:r>
-              <w:rPr>
-                <w:rFonts w:ascii="Times New Roman" w:hAnsi="Times New Roman" w:eastAsia="Times New Roman" w:cs="Times New Roman"/>
-                <w:i w:val="false"/>
-                <w:b w:val="false"/>
-                <w:u w:val="none"/>
-                <w:strike w:val="false"/>
-                <w:sz w:val="18"/>
-                <w:szCs w:val="18"/>
-                <w:color w:val="000000"/>
-              </w:rPr>
-              <w:t xml:space="preserve">150</w:t>
-            </w:r>
-          </w:p>
-        </w:tc>
-        <w:tc>
-          <w:tcPr>
-            <w:tcBorders>
-              <w:bottom w:val="none" w:sz="0" w:space="0" w:color="000000"/>
-              <w:top w:val="none" w:sz="0" w:space="0" w:color="000000"/>
-              <w:left w:val="none" w:sz="0" w:space="0" w:color="000000"/>
-              <w:right w:val="none" w:sz="0" w:space="0" w:color="000000"/>
-            </w:tcBorders>
-            <w:shd w:val="clear" w:color="auto" w:fill="FFFFFF"/>
-            <w:tcMar>
-              <w:top w:w="0" w:type="dxa"/>
-              <w:bottom w:w="0" w:type="dxa"/>
-              <w:left w:w="0" w:type="dxa"/>
-              <w:right w:w="0" w:type="dxa"/>
-            </w:tcMar>
-            <w:vAlign w:val="center"/>
-          </w:tcPr>
-          <w:p>
-            <w:pPr>
-              <w:pStyle w:val="Normal"/>
-              <w:jc w:val="right"/>
-              <w:pBdr>
-                <w:bottom w:val="none" w:sz="0" w:space="0" w:color="000000"/>
-                <w:top w:val="none" w:sz="0" w:space="0" w:color="000000"/>
-                <w:left w:val="none" w:sz="0" w:space="0" w:color="000000"/>
-                <w:right w:val="none" w:sz="0" w:space="0" w:color="000000"/>
-              </w:pBdr>
-              <w:spacing w:after="100" w:before="100" w:line="240"/>
-              <w:ind w:left="100" w:right="100" w:firstLine="0" w:firstLineChars="0"/>
-              <w:rPr>
-                <w:rFonts w:ascii="Times New Roman" w:hAnsi="Times New Roman" w:eastAsia="Times New Roman" w:cs="Times New Roman"/>
-                <w:i w:val="false"/>
-                <w:b w:val="false"/>
-                <w:u w:val="none"/>
-                <w:strike w:val="false"/>
-                <w:sz w:val="18"/>
-                <w:szCs w:val="18"/>
-                <w:color w:val="000000"/>
-              </w:rPr>
-            </w:pPr>
-            <w:r>
-              <w:rPr>
-                <w:rFonts w:ascii="Times New Roman" w:hAnsi="Times New Roman" w:eastAsia="Times New Roman" w:cs="Times New Roman"/>
-                <w:i w:val="false"/>
-                <w:b w:val="false"/>
-                <w:u w:val="none"/>
-                <w:strike w:val="false"/>
-                <w:sz w:val="18"/>
-                <w:szCs w:val="18"/>
-                <w:color w:val="000000"/>
-              </w:rPr>
-              <w:t xml:space="preserve">23</w:t>
-            </w:r>
-          </w:p>
-        </w:tc>
-        <w:tc>
-          <w:tcPr>
-            <w:tcBorders>
-              <w:bottom w:val="none" w:sz="0" w:space="0" w:color="000000"/>
-              <w:top w:val="none" w:sz="0" w:space="0" w:color="000000"/>
-              <w:left w:val="none" w:sz="0" w:space="0" w:color="000000"/>
-              <w:right w:val="none" w:sz="0" w:space="0" w:color="000000"/>
-            </w:tcBorders>
-            <w:shd w:val="clear" w:color="auto" w:fill="FFFFFF"/>
-            <w:tcMar>
-              <w:top w:w="0" w:type="dxa"/>
-              <w:bottom w:w="0" w:type="dxa"/>
-              <w:left w:w="0" w:type="dxa"/>
-              <w:right w:w="0" w:type="dxa"/>
-            </w:tcMar>
-            <w:vAlign w:val="center"/>
-          </w:tcPr>
-          <w:p>
-            <w:pPr>
-              <w:pStyle w:val="Normal"/>
               <w:jc w:val="left"/>
               <w:pBdr>
                 <w:bottom w:val="none" w:sz="0" w:space="0" w:color="000000"/>
@@ -1489,117 +1599,7 @@
                 <w:szCs w:val="18"/>
                 <w:color w:val="000000"/>
               </w:rPr>
-              <w:t xml:space="preserve">1.09 (1.02–1.15)</w:t>
-            </w:r>
-          </w:p>
-        </w:tc>
-        <w:tc>
-          <w:tcPr>
-            <w:tcBorders>
-              <w:bottom w:val="none" w:sz="0" w:space="0" w:color="000000"/>
-              <w:top w:val="none" w:sz="0" w:space="0" w:color="000000"/>
-              <w:left w:val="none" w:sz="0" w:space="0" w:color="000000"/>
-              <w:right w:val="none" w:sz="0" w:space="0" w:color="000000"/>
-            </w:tcBorders>
-            <w:shd w:val="clear" w:color="auto" w:fill="FFFFFF"/>
-            <w:tcMar>
-              <w:top w:w="0" w:type="dxa"/>
-              <w:bottom w:w="0" w:type="dxa"/>
-              <w:left w:w="0" w:type="dxa"/>
-              <w:right w:w="0" w:type="dxa"/>
-            </w:tcMar>
-            <w:vAlign w:val="center"/>
-          </w:tcPr>
-          <w:p>
-            <w:pPr>
-              <w:pStyle w:val="Normal"/>
-              <w:jc w:val="left"/>
-              <w:pBdr>
-                <w:bottom w:val="none" w:sz="0" w:space="0" w:color="000000"/>
-                <w:top w:val="none" w:sz="0" w:space="0" w:color="000000"/>
-                <w:left w:val="none" w:sz="0" w:space="0" w:color="000000"/>
-                <w:right w:val="none" w:sz="0" w:space="0" w:color="000000"/>
-              </w:pBdr>
-              <w:spacing w:after="100" w:before="100" w:line="240"/>
-              <w:ind w:left="100" w:right="100" w:firstLine="0" w:firstLineChars="0"/>
-              <w:rPr>
-                <w:rFonts w:ascii="Times New Roman" w:hAnsi="Times New Roman" w:eastAsia="Times New Roman" w:cs="Times New Roman"/>
-                <w:i w:val="false"/>
-                <w:b w:val="false"/>
-                <w:u w:val="none"/>
-                <w:strike w:val="false"/>
-                <w:sz w:val="18"/>
-                <w:szCs w:val="18"/>
-                <w:color w:val="000000"/>
-              </w:rPr>
-            </w:pPr>
-            <w:r>
-              <w:rPr>
-                <w:rFonts w:ascii="Times New Roman" w:hAnsi="Times New Roman" w:eastAsia="Times New Roman" w:cs="Times New Roman"/>
-                <w:i w:val="false"/>
-                <w:b w:val="false"/>
-                <w:u w:val="none"/>
-                <w:strike w:val="false"/>
-                <w:sz w:val="18"/>
-                <w:szCs w:val="18"/>
-                <w:color w:val="000000"/>
-              </w:rPr>
-              <w:t xml:space="preserve">0.009</w:t>
-            </w:r>
-          </w:p>
-        </w:tc>
-        <w:tc>
-          <w:tcPr>
-            <w:tcBorders>
-              <w:bottom w:val="none" w:sz="0" w:space="0" w:color="000000"/>
-              <w:top w:val="none" w:sz="0" w:space="0" w:color="000000"/>
-              <w:left w:val="none" w:sz="0" w:space="0" w:color="000000"/>
-              <w:right w:val="none" w:sz="0" w:space="0" w:color="000000"/>
-            </w:tcBorders>
-            <w:shd w:val="clear" w:color="auto" w:fill="FFFFFF"/>
-            <w:tcMar>
-              <w:top w:w="0" w:type="dxa"/>
-              <w:bottom w:w="0" w:type="dxa"/>
-              <w:left w:w="0" w:type="dxa"/>
-              <w:right w:w="0" w:type="dxa"/>
-            </w:tcMar>
-            <w:vAlign w:val="center"/>
-          </w:tcPr>
-          <w:p>
-            <w:pPr>
-              <w:pStyle w:val="Normal"/>
-              <w:jc w:val="left"/>
-              <w:pBdr>
-                <w:bottom w:val="none" w:sz="0" w:space="0" w:color="000000"/>
-                <w:top w:val="none" w:sz="0" w:space="0" w:color="000000"/>
-                <w:left w:val="none" w:sz="0" w:space="0" w:color="000000"/>
-                <w:right w:val="none" w:sz="0" w:space="0" w:color="000000"/>
-              </w:pBdr>
-              <w:spacing w:after="100" w:before="100" w:line="240"/>
-              <w:ind w:left="100" w:right="100" w:firstLine="0" w:firstLineChars="0"/>
-              <w:rPr>
-                <w:rFonts w:ascii="Times New Roman" w:hAnsi="Times New Roman" w:eastAsia="Times New Roman" w:cs="Times New Roman"/>
-                <w:i w:val="false"/>
-                <w:b w:val="false"/>
-                <w:u w:val="none"/>
-                <w:strike w:val="false"/>
-                <w:sz w:val="18"/>
-                <w:szCs w:val="18"/>
-                <w:color w:val="000000"/>
-              </w:rPr>
-            </w:pPr>
-            <w:r>
-              <w:rPr>
-                <w:rFonts w:ascii="Times New Roman" w:hAnsi="Times New Roman" w:eastAsia="Times New Roman" w:cs="Times New Roman"/>
-                <w:i w:val="false"/>
-                <w:b w:val="false"/>
-                <w:u w:val="none"/>
-                <w:strike w:val="false"/>
-                <w:sz w:val="18"/>
-                <w:szCs w:val="18"/>
-                <w:color w:val="000000"/>
-              </w:rPr>
-              <w:t xml:space="preserve">0.117</w:t>
+              <w:t xml:space="preserve"/>
             </w:r>
           </w:p>
         </w:tc>
@@ -1659,7 +1659,7 @@
                 <w:szCs w:val="18"/>
                 <w:color w:val="000000"/>
               </w:rPr>
-              <w:t xml:space="preserve">Sex</w:t>
+              <w:t xml:space="preserve"/>
             </w:r>
           </w:p>
         </w:tc>
@@ -1714,7 +1714,7 @@
                 <w:szCs w:val="18"/>
                 <w:color w:val="000000"/>
               </w:rPr>
-              <w:t xml:space="preserve">Male (ref)</w:t>
+              <w:t xml:space="preserve">≥66</w:t>
             </w:r>
           </w:p>
         </w:tc>
@@ -1769,7 +1769,7 @@
                 <w:szCs w:val="18"/>
                 <w:color w:val="000000"/>
               </w:rPr>
-              <w:t xml:space="preserve">83</w:t>
+              <w:t xml:space="preserve">74</w:t>
             </w:r>
           </w:p>
         </w:tc>
@@ -1824,7 +1824,7 @@
                 <w:szCs w:val="18"/>
                 <w:color w:val="000000"/>
               </w:rPr>
-              <w:t xml:space="preserve">12</w:t>
+              <w:t xml:space="preserve">19</w:t>
             </w:r>
           </w:p>
         </w:tc>
@@ -1879,7 +1879,7 @@
                 <w:szCs w:val="18"/>
                 <w:color w:val="000000"/>
               </w:rPr>
-              <w:t xml:space="preserve">Reference</w:t>
+              <w:t xml:space="preserve">4.41 (1.33–14.65)</w:t>
             </w:r>
           </w:p>
         </w:tc>
@@ -1934,7 +1934,7 @@
                 <w:szCs w:val="18"/>
                 <w:color w:val="000000"/>
               </w:rPr>
-              <w:t xml:space="preserve"/>
+              <w:t xml:space="preserve">0.018</w:t>
             </w:r>
           </w:p>
         </w:tc>
@@ -1989,7 +1989,7 @@
                 <w:szCs w:val="18"/>
                 <w:color w:val="000000"/>
               </w:rPr>
-              <w:t xml:space="preserve"/>
+              <w:t xml:space="preserve">0.119</w:t>
             </w:r>
           </w:p>
         </w:tc>
@@ -2049,6 +2049,281 @@
                 <w:szCs w:val="18"/>
                 <w:color w:val="000000"/>
               </w:rPr>
+              <w:t xml:space="preserve">Sex</w:t>
+            </w:r>
+          </w:p>
+        </w:tc>
+        <w:tc>
+          <w:tcPr>
+            <w:tcBorders>
+              <w:bottom w:val="none" w:sz="0" w:space="0" w:color="000000"/>
+              <w:top w:val="none" w:sz="0" w:space="0" w:color="000000"/>
+              <w:left w:val="none" w:sz="0" w:space="0" w:color="000000"/>
+              <w:right w:val="none" w:sz="0" w:space="0" w:color="000000"/>
+            </w:tcBorders>
+            <w:shd w:val="clear" w:color="auto" w:fill="FFFFFF"/>
+            <w:tcMar>
+              <w:top w:w="0" w:type="dxa"/>
+              <w:bottom w:w="0" w:type="dxa"/>
+              <w:left w:w="0" w:type="dxa"/>
+              <w:right w:w="0" w:type="dxa"/>
+            </w:tcMar>
+            <w:vAlign w:val="center"/>
+          </w:tcPr>
+          <w:p>
+            <w:pPr>
+              <w:pStyle w:val="Normal"/>
+              <w:jc w:val="left"/>
+              <w:pBdr>
+                <w:bottom w:val="none" w:sz="0" w:space="0" w:color="000000"/>
+                <w:top w:val="none" w:sz="0" w:space="0" w:color="000000"/>
+                <w:left w:val="none" w:sz="0" w:space="0" w:color="000000"/>
+                <w:right w:val="none" w:sz="0" w:space="0" w:color="000000"/>
+              </w:pBdr>
+              <w:spacing w:after="100" w:before="100" w:line="240"/>
+              <w:ind w:left="100" w:right="100" w:firstLine="0" w:firstLineChars="0"/>
+              <w:rPr>
+                <w:rFonts w:ascii="Times New Roman" w:hAnsi="Times New Roman" w:eastAsia="Times New Roman" w:cs="Times New Roman"/>
+                <w:i w:val="false"/>
+                <w:b w:val="false"/>
+                <w:u w:val="none"/>
+                <w:strike w:val="false"/>
+                <w:sz w:val="18"/>
+                <w:szCs w:val="18"/>
+                <w:color w:val="000000"/>
+              </w:rPr>
+            </w:pPr>
+            <w:r>
+              <w:rPr>
+                <w:rFonts w:ascii="Times New Roman" w:hAnsi="Times New Roman" w:eastAsia="Times New Roman" w:cs="Times New Roman"/>
+                <w:i w:val="false"/>
+                <w:b w:val="false"/>
+                <w:u w:val="none"/>
+                <w:strike w:val="false"/>
+                <w:sz w:val="18"/>
+                <w:szCs w:val="18"/>
+                <w:color w:val="000000"/>
+              </w:rPr>
+              <w:t xml:space="preserve">Male (ref)</w:t>
+            </w:r>
+          </w:p>
+        </w:tc>
+        <w:tc>
+          <w:tcPr>
+            <w:tcBorders>
+              <w:bottom w:val="none" w:sz="0" w:space="0" w:color="000000"/>
+              <w:top w:val="none" w:sz="0" w:space="0" w:color="000000"/>
+              <w:left w:val="none" w:sz="0" w:space="0" w:color="000000"/>
+              <w:right w:val="none" w:sz="0" w:space="0" w:color="000000"/>
+            </w:tcBorders>
+            <w:shd w:val="clear" w:color="auto" w:fill="FFFFFF"/>
+            <w:tcMar>
+              <w:top w:w="0" w:type="dxa"/>
+              <w:bottom w:w="0" w:type="dxa"/>
+              <w:left w:w="0" w:type="dxa"/>
+              <w:right w:w="0" w:type="dxa"/>
+            </w:tcMar>
+            <w:vAlign w:val="center"/>
+          </w:tcPr>
+          <w:p>
+            <w:pPr>
+              <w:pStyle w:val="Normal"/>
+              <w:jc w:val="right"/>
+              <w:pBdr>
+                <w:bottom w:val="none" w:sz="0" w:space="0" w:color="000000"/>
+                <w:top w:val="none" w:sz="0" w:space="0" w:color="000000"/>
+                <w:left w:val="none" w:sz="0" w:space="0" w:color="000000"/>
+                <w:right w:val="none" w:sz="0" w:space="0" w:color="000000"/>
+              </w:pBdr>
+              <w:spacing w:after="100" w:before="100" w:line="240"/>
+              <w:ind w:left="100" w:right="100" w:firstLine="0" w:firstLineChars="0"/>
+              <w:rPr>
+                <w:rFonts w:ascii="Times New Roman" w:hAnsi="Times New Roman" w:eastAsia="Times New Roman" w:cs="Times New Roman"/>
+                <w:i w:val="false"/>
+                <w:b w:val="false"/>
+                <w:u w:val="none"/>
+                <w:strike w:val="false"/>
+                <w:sz w:val="18"/>
+                <w:szCs w:val="18"/>
+                <w:color w:val="000000"/>
+              </w:rPr>
+            </w:pPr>
+            <w:r>
+              <w:rPr>
+                <w:rFonts w:ascii="Times New Roman" w:hAnsi="Times New Roman" w:eastAsia="Times New Roman" w:cs="Times New Roman"/>
+                <w:i w:val="false"/>
+                <w:b w:val="false"/>
+                <w:u w:val="none"/>
+                <w:strike w:val="false"/>
+                <w:sz w:val="18"/>
+                <w:szCs w:val="18"/>
+                <w:color w:val="000000"/>
+              </w:rPr>
+              <w:t xml:space="preserve">83</w:t>
+            </w:r>
+          </w:p>
+        </w:tc>
+        <w:tc>
+          <w:tcPr>
+            <w:tcBorders>
+              <w:bottom w:val="none" w:sz="0" w:space="0" w:color="000000"/>
+              <w:top w:val="none" w:sz="0" w:space="0" w:color="000000"/>
+              <w:left w:val="none" w:sz="0" w:space="0" w:color="000000"/>
+              <w:right w:val="none" w:sz="0" w:space="0" w:color="000000"/>
+            </w:tcBorders>
+            <w:shd w:val="clear" w:color="auto" w:fill="FFFFFF"/>
+            <w:tcMar>
+              <w:top w:w="0" w:type="dxa"/>
+              <w:bottom w:w="0" w:type="dxa"/>
+              <w:left w:w="0" w:type="dxa"/>
+              <w:right w:w="0" w:type="dxa"/>
+            </w:tcMar>
+            <w:vAlign w:val="center"/>
+          </w:tcPr>
+          <w:p>
+            <w:pPr>
+              <w:pStyle w:val="Normal"/>
+              <w:jc w:val="right"/>
+              <w:pBdr>
+                <w:bottom w:val="none" w:sz="0" w:space="0" w:color="000000"/>
+                <w:top w:val="none" w:sz="0" w:space="0" w:color="000000"/>
+                <w:left w:val="none" w:sz="0" w:space="0" w:color="000000"/>
+                <w:right w:val="none" w:sz="0" w:space="0" w:color="000000"/>
+              </w:pBdr>
+              <w:spacing w:after="100" w:before="100" w:line="240"/>
+              <w:ind w:left="100" w:right="100" w:firstLine="0" w:firstLineChars="0"/>
+              <w:rPr>
+                <w:rFonts w:ascii="Times New Roman" w:hAnsi="Times New Roman" w:eastAsia="Times New Roman" w:cs="Times New Roman"/>
+                <w:i w:val="false"/>
+                <w:b w:val="false"/>
+                <w:u w:val="none"/>
+                <w:strike w:val="false"/>
+                <w:sz w:val="18"/>
+                <w:szCs w:val="18"/>
+                <w:color w:val="000000"/>
+              </w:rPr>
+            </w:pPr>
+            <w:r>
+              <w:rPr>
+                <w:rFonts w:ascii="Times New Roman" w:hAnsi="Times New Roman" w:eastAsia="Times New Roman" w:cs="Times New Roman"/>
+                <w:i w:val="false"/>
+                <w:b w:val="false"/>
+                <w:u w:val="none"/>
+                <w:strike w:val="false"/>
+                <w:sz w:val="18"/>
+                <w:szCs w:val="18"/>
+                <w:color w:val="000000"/>
+              </w:rPr>
+              <w:t xml:space="preserve">12</w:t>
+            </w:r>
+          </w:p>
+        </w:tc>
+        <w:tc>
+          <w:tcPr>
+            <w:tcBorders>
+              <w:bottom w:val="none" w:sz="0" w:space="0" w:color="000000"/>
+              <w:top w:val="none" w:sz="0" w:space="0" w:color="000000"/>
+              <w:left w:val="none" w:sz="0" w:space="0" w:color="000000"/>
+              <w:right w:val="none" w:sz="0" w:space="0" w:color="000000"/>
+            </w:tcBorders>
+            <w:shd w:val="clear" w:color="auto" w:fill="FFFFFF"/>
+            <w:tcMar>
+              <w:top w:w="0" w:type="dxa"/>
+              <w:bottom w:w="0" w:type="dxa"/>
+              <w:left w:w="0" w:type="dxa"/>
+              <w:right w:w="0" w:type="dxa"/>
+            </w:tcMar>
+            <w:vAlign w:val="center"/>
+          </w:tcPr>
+          <w:p>
+            <w:pPr>
+              <w:pStyle w:val="Normal"/>
+              <w:jc w:val="left"/>
+              <w:pBdr>
+                <w:bottom w:val="none" w:sz="0" w:space="0" w:color="000000"/>
+                <w:top w:val="none" w:sz="0" w:space="0" w:color="000000"/>
+                <w:left w:val="none" w:sz="0" w:space="0" w:color="000000"/>
+                <w:right w:val="none" w:sz="0" w:space="0" w:color="000000"/>
+              </w:pBdr>
+              <w:spacing w:after="100" w:before="100" w:line="240"/>
+              <w:ind w:left="100" w:right="100" w:firstLine="0" w:firstLineChars="0"/>
+              <w:rPr>
+                <w:rFonts w:ascii="Times New Roman" w:hAnsi="Times New Roman" w:eastAsia="Times New Roman" w:cs="Times New Roman"/>
+                <w:i w:val="false"/>
+                <w:b w:val="false"/>
+                <w:u w:val="none"/>
+                <w:strike w:val="false"/>
+                <w:sz w:val="18"/>
+                <w:szCs w:val="18"/>
+                <w:color w:val="000000"/>
+              </w:rPr>
+            </w:pPr>
+            <w:r>
+              <w:rPr>
+                <w:rFonts w:ascii="Times New Roman" w:hAnsi="Times New Roman" w:eastAsia="Times New Roman" w:cs="Times New Roman"/>
+                <w:i w:val="false"/>
+                <w:b w:val="false"/>
+                <w:u w:val="none"/>
+                <w:strike w:val="false"/>
+                <w:sz w:val="18"/>
+                <w:szCs w:val="18"/>
+                <w:color w:val="000000"/>
+              </w:rPr>
+              <w:t xml:space="preserve">Reference</w:t>
+            </w:r>
+          </w:p>
+        </w:tc>
+        <w:tc>
+          <w:tcPr>
+            <w:tcBorders>
+              <w:bottom w:val="none" w:sz="0" w:space="0" w:color="000000"/>
+              <w:top w:val="none" w:sz="0" w:space="0" w:color="000000"/>
+              <w:left w:val="none" w:sz="0" w:space="0" w:color="000000"/>
+              <w:right w:val="none" w:sz="0" w:space="0" w:color="000000"/>
+            </w:tcBorders>
+            <w:shd w:val="clear" w:color="auto" w:fill="FFFFFF"/>
+            <w:tcMar>
+              <w:top w:w="0" w:type="dxa"/>
+              <w:bottom w:w="0" w:type="dxa"/>
+              <w:left w:w="0" w:type="dxa"/>
+              <w:right w:w="0" w:type="dxa"/>
+            </w:tcMar>
+            <w:vAlign w:val="center"/>
+          </w:tcPr>
+          <w:p>
+            <w:pPr>
+              <w:pStyle w:val="Normal"/>
+              <w:jc w:val="left"/>
+              <w:pBdr>
+                <w:bottom w:val="none" w:sz="0" w:space="0" w:color="000000"/>
+                <w:top w:val="none" w:sz="0" w:space="0" w:color="000000"/>
+                <w:left w:val="none" w:sz="0" w:space="0" w:color="000000"/>
+                <w:right w:val="none" w:sz="0" w:space="0" w:color="000000"/>
+              </w:pBdr>
+              <w:spacing w:after="100" w:before="100" w:line="240"/>
+              <w:ind w:left="100" w:right="100" w:firstLine="0" w:firstLineChars="0"/>
+              <w:rPr>
+                <w:rFonts w:ascii="Times New Roman" w:hAnsi="Times New Roman" w:eastAsia="Times New Roman" w:cs="Times New Roman"/>
+                <w:i w:val="false"/>
+                <w:b w:val="false"/>
+                <w:u w:val="none"/>
+                <w:strike w:val="false"/>
+                <w:sz w:val="18"/>
+                <w:szCs w:val="18"/>
+                <w:color w:val="000000"/>
+              </w:rPr>
+            </w:pPr>
+            <w:r>
+              <w:rPr>
+                <w:rFonts w:ascii="Times New Roman" w:hAnsi="Times New Roman" w:eastAsia="Times New Roman" w:cs="Times New Roman"/>
+                <w:i w:val="false"/>
+                <w:b w:val="false"/>
+                <w:u w:val="none"/>
+                <w:strike w:val="false"/>
+                <w:sz w:val="18"/>
+                <w:szCs w:val="18"/>
+                <w:color w:val="000000"/>
+              </w:rPr>
               <w:t xml:space="preserve"/>
             </w:r>
           </w:p>
@@ -2104,282 +2379,7 @@
                 <w:szCs w:val="18"/>
                 <w:color w:val="000000"/>
               </w:rPr>
-              <w:t xml:space="preserve">Female</w:t>
-            </w:r>
-          </w:p>
-        </w:tc>
-        <w:tc>
-          <w:tcPr>
-            <w:tcBorders>
-              <w:bottom w:val="none" w:sz="0" w:space="0" w:color="000000"/>
-              <w:top w:val="none" w:sz="0" w:space="0" w:color="000000"/>
-              <w:left w:val="none" w:sz="0" w:space="0" w:color="000000"/>
-              <w:right w:val="none" w:sz="0" w:space="0" w:color="000000"/>
-            </w:tcBorders>
-            <w:shd w:val="clear" w:color="auto" w:fill="FFFFFF"/>
-            <w:tcMar>
-              <w:top w:w="0" w:type="dxa"/>
-              <w:bottom w:w="0" w:type="dxa"/>
-              <w:left w:w="0" w:type="dxa"/>
-              <w:right w:w="0" w:type="dxa"/>
-            </w:tcMar>
-            <w:vAlign w:val="center"/>
-          </w:tcPr>
-          <w:p>
-            <w:pPr>
-              <w:pStyle w:val="Normal"/>
-              <w:jc w:val="right"/>
-              <w:pBdr>
-                <w:bottom w:val="none" w:sz="0" w:space="0" w:color="000000"/>
-                <w:top w:val="none" w:sz="0" w:space="0" w:color="000000"/>
-                <w:left w:val="none" w:sz="0" w:space="0" w:color="000000"/>
-                <w:right w:val="none" w:sz="0" w:space="0" w:color="000000"/>
-              </w:pBdr>
-              <w:spacing w:after="100" w:before="100" w:line="240"/>
-              <w:ind w:left="100" w:right="100" w:firstLine="0" w:firstLineChars="0"/>
-              <w:rPr>
-                <w:rFonts w:ascii="Times New Roman" w:hAnsi="Times New Roman" w:eastAsia="Times New Roman" w:cs="Times New Roman"/>
-                <w:i w:val="false"/>
-                <w:b w:val="false"/>
-                <w:u w:val="none"/>
-                <w:strike w:val="false"/>
-                <w:sz w:val="18"/>
-                <w:szCs w:val="18"/>
-                <w:color w:val="000000"/>
-              </w:rPr>
-            </w:pPr>
-            <w:r>
-              <w:rPr>
-                <w:rFonts w:ascii="Times New Roman" w:hAnsi="Times New Roman" w:eastAsia="Times New Roman" w:cs="Times New Roman"/>
-                <w:i w:val="false"/>
-                <w:b w:val="false"/>
-                <w:u w:val="none"/>
-                <w:strike w:val="false"/>
-                <w:sz w:val="18"/>
-                <w:szCs w:val="18"/>
-                <w:color w:val="000000"/>
-              </w:rPr>
-              <w:t xml:space="preserve">67</w:t>
-            </w:r>
-          </w:p>
-        </w:tc>
-        <w:tc>
-          <w:tcPr>
-            <w:tcBorders>
-              <w:bottom w:val="none" w:sz="0" w:space="0" w:color="000000"/>
-              <w:top w:val="none" w:sz="0" w:space="0" w:color="000000"/>
-              <w:left w:val="none" w:sz="0" w:space="0" w:color="000000"/>
-              <w:right w:val="none" w:sz="0" w:space="0" w:color="000000"/>
-            </w:tcBorders>
-            <w:shd w:val="clear" w:color="auto" w:fill="FFFFFF"/>
-            <w:tcMar>
-              <w:top w:w="0" w:type="dxa"/>
-              <w:bottom w:w="0" w:type="dxa"/>
-              <w:left w:w="0" w:type="dxa"/>
-              <w:right w:w="0" w:type="dxa"/>
-            </w:tcMar>
-            <w:vAlign w:val="center"/>
-          </w:tcPr>
-          <w:p>
-            <w:pPr>
-              <w:pStyle w:val="Normal"/>
-              <w:jc w:val="right"/>
-              <w:pBdr>
-                <w:bottom w:val="none" w:sz="0" w:space="0" w:color="000000"/>
-                <w:top w:val="none" w:sz="0" w:space="0" w:color="000000"/>
-                <w:left w:val="none" w:sz="0" w:space="0" w:color="000000"/>
-                <w:right w:val="none" w:sz="0" w:space="0" w:color="000000"/>
-              </w:pBdr>
-              <w:spacing w:after="100" w:before="100" w:line="240"/>
-              <w:ind w:left="100" w:right="100" w:firstLine="0" w:firstLineChars="0"/>
-              <w:rPr>
-                <w:rFonts w:ascii="Times New Roman" w:hAnsi="Times New Roman" w:eastAsia="Times New Roman" w:cs="Times New Roman"/>
-                <w:i w:val="false"/>
-                <w:b w:val="false"/>
-                <w:u w:val="none"/>
-                <w:strike w:val="false"/>
-                <w:sz w:val="18"/>
-                <w:szCs w:val="18"/>
-                <w:color w:val="000000"/>
-              </w:rPr>
-            </w:pPr>
-            <w:r>
-              <w:rPr>
-                <w:rFonts w:ascii="Times New Roman" w:hAnsi="Times New Roman" w:eastAsia="Times New Roman" w:cs="Times New Roman"/>
-                <w:i w:val="false"/>
-                <w:b w:val="false"/>
-                <w:u w:val="none"/>
-                <w:strike w:val="false"/>
-                <w:sz w:val="18"/>
-                <w:szCs w:val="18"/>
-                <w:color w:val="000000"/>
-              </w:rPr>
-              <w:t xml:space="preserve">11</w:t>
-            </w:r>
-          </w:p>
-        </w:tc>
-        <w:tc>
-          <w:tcPr>
-            <w:tcBorders>
-              <w:bottom w:val="none" w:sz="0" w:space="0" w:color="000000"/>
-              <w:top w:val="none" w:sz="0" w:space="0" w:color="000000"/>
-              <w:left w:val="none" w:sz="0" w:space="0" w:color="000000"/>
-              <w:right w:val="none" w:sz="0" w:space="0" w:color="000000"/>
-            </w:tcBorders>
-            <w:shd w:val="clear" w:color="auto" w:fill="FFFFFF"/>
-            <w:tcMar>
-              <w:top w:w="0" w:type="dxa"/>
-              <w:bottom w:w="0" w:type="dxa"/>
-              <w:left w:w="0" w:type="dxa"/>
-              <w:right w:w="0" w:type="dxa"/>
-            </w:tcMar>
-            <w:vAlign w:val="center"/>
-          </w:tcPr>
-          <w:p>
-            <w:pPr>
-              <w:pStyle w:val="Normal"/>
-              <w:jc w:val="left"/>
-              <w:pBdr>
-                <w:bottom w:val="none" w:sz="0" w:space="0" w:color="000000"/>
-                <w:top w:val="none" w:sz="0" w:space="0" w:color="000000"/>
-                <w:left w:val="none" w:sz="0" w:space="0" w:color="000000"/>
-                <w:right w:val="none" w:sz="0" w:space="0" w:color="000000"/>
-              </w:pBdr>
-              <w:spacing w:after="100" w:before="100" w:line="240"/>
-              <w:ind w:left="100" w:right="100" w:firstLine="0" w:firstLineChars="0"/>
-              <w:rPr>
-                <w:rFonts w:ascii="Times New Roman" w:hAnsi="Times New Roman" w:eastAsia="Times New Roman" w:cs="Times New Roman"/>
-                <w:i w:val="false"/>
-                <w:b w:val="false"/>
-                <w:u w:val="none"/>
-                <w:strike w:val="false"/>
-                <w:sz w:val="18"/>
-                <w:szCs w:val="18"/>
-                <w:color w:val="000000"/>
-              </w:rPr>
-            </w:pPr>
-            <w:r>
-              <w:rPr>
-                <w:rFonts w:ascii="Times New Roman" w:hAnsi="Times New Roman" w:eastAsia="Times New Roman" w:cs="Times New Roman"/>
-                <w:i w:val="false"/>
-                <w:b w:val="false"/>
-                <w:u w:val="none"/>
-                <w:strike w:val="false"/>
-                <w:sz w:val="18"/>
-                <w:szCs w:val="18"/>
-                <w:color w:val="000000"/>
-              </w:rPr>
-              <w:t xml:space="preserve">1.05 (0.41–2.69)</w:t>
-            </w:r>
-          </w:p>
-        </w:tc>
-        <w:tc>
-          <w:tcPr>
-            <w:tcBorders>
-              <w:bottom w:val="none" w:sz="0" w:space="0" w:color="000000"/>
-              <w:top w:val="none" w:sz="0" w:space="0" w:color="000000"/>
-              <w:left w:val="none" w:sz="0" w:space="0" w:color="000000"/>
-              <w:right w:val="none" w:sz="0" w:space="0" w:color="000000"/>
-            </w:tcBorders>
-            <w:shd w:val="clear" w:color="auto" w:fill="FFFFFF"/>
-            <w:tcMar>
-              <w:top w:w="0" w:type="dxa"/>
-              <w:bottom w:w="0" w:type="dxa"/>
-              <w:left w:w="0" w:type="dxa"/>
-              <w:right w:w="0" w:type="dxa"/>
-            </w:tcMar>
-            <w:vAlign w:val="center"/>
-          </w:tcPr>
-          <w:p>
-            <w:pPr>
-              <w:pStyle w:val="Normal"/>
-              <w:jc w:val="left"/>
-              <w:pBdr>
-                <w:bottom w:val="none" w:sz="0" w:space="0" w:color="000000"/>
-                <w:top w:val="none" w:sz="0" w:space="0" w:color="000000"/>
-                <w:left w:val="none" w:sz="0" w:space="0" w:color="000000"/>
-                <w:right w:val="none" w:sz="0" w:space="0" w:color="000000"/>
-              </w:pBdr>
-              <w:spacing w:after="100" w:before="100" w:line="240"/>
-              <w:ind w:left="100" w:right="100" w:firstLine="0" w:firstLineChars="0"/>
-              <w:rPr>
-                <w:rFonts w:ascii="Times New Roman" w:hAnsi="Times New Roman" w:eastAsia="Times New Roman" w:cs="Times New Roman"/>
-                <w:i w:val="false"/>
-                <w:b w:val="false"/>
-                <w:u w:val="none"/>
-                <w:strike w:val="false"/>
-                <w:sz w:val="18"/>
-                <w:szCs w:val="18"/>
-                <w:color w:val="000000"/>
-              </w:rPr>
-            </w:pPr>
-            <w:r>
-              <w:rPr>
-                <w:rFonts w:ascii="Times New Roman" w:hAnsi="Times New Roman" w:eastAsia="Times New Roman" w:cs="Times New Roman"/>
-                <w:i w:val="false"/>
-                <w:b w:val="false"/>
-                <w:u w:val="none"/>
-                <w:strike w:val="false"/>
-                <w:sz w:val="18"/>
-                <w:szCs w:val="18"/>
-                <w:color w:val="000000"/>
-              </w:rPr>
-              <w:t xml:space="preserve">0.911</w:t>
-            </w:r>
-          </w:p>
-        </w:tc>
-        <w:tc>
-          <w:tcPr>
-            <w:tcBorders>
-              <w:bottom w:val="none" w:sz="0" w:space="0" w:color="000000"/>
-              <w:top w:val="none" w:sz="0" w:space="0" w:color="000000"/>
-              <w:left w:val="none" w:sz="0" w:space="0" w:color="000000"/>
-              <w:right w:val="none" w:sz="0" w:space="0" w:color="000000"/>
-            </w:tcBorders>
-            <w:shd w:val="clear" w:color="auto" w:fill="FFFFFF"/>
-            <w:tcMar>
-              <w:top w:w="0" w:type="dxa"/>
-              <w:bottom w:w="0" w:type="dxa"/>
-              <w:left w:w="0" w:type="dxa"/>
-              <w:right w:w="0" w:type="dxa"/>
-            </w:tcMar>
-            <w:vAlign w:val="center"/>
-          </w:tcPr>
-          <w:p>
-            <w:pPr>
-              <w:pStyle w:val="Normal"/>
-              <w:jc w:val="left"/>
-              <w:pBdr>
-                <w:bottom w:val="none" w:sz="0" w:space="0" w:color="000000"/>
-                <w:top w:val="none" w:sz="0" w:space="0" w:color="000000"/>
-                <w:left w:val="none" w:sz="0" w:space="0" w:color="000000"/>
-                <w:right w:val="none" w:sz="0" w:space="0" w:color="000000"/>
-              </w:pBdr>
-              <w:spacing w:after="100" w:before="100" w:line="240"/>
-              <w:ind w:left="100" w:right="100" w:firstLine="0" w:firstLineChars="0"/>
-              <w:rPr>
-                <w:rFonts w:ascii="Times New Roman" w:hAnsi="Times New Roman" w:eastAsia="Times New Roman" w:cs="Times New Roman"/>
-                <w:i w:val="false"/>
-                <w:b w:val="false"/>
-                <w:u w:val="none"/>
-                <w:strike w:val="false"/>
-                <w:sz w:val="18"/>
-                <w:szCs w:val="18"/>
-                <w:color w:val="000000"/>
-              </w:rPr>
-            </w:pPr>
-            <w:r>
-              <w:rPr>
-                <w:rFonts w:ascii="Times New Roman" w:hAnsi="Times New Roman" w:eastAsia="Times New Roman" w:cs="Times New Roman"/>
-                <w:i w:val="false"/>
-                <w:b w:val="false"/>
-                <w:u w:val="none"/>
-                <w:strike w:val="false"/>
-                <w:sz w:val="18"/>
-                <w:szCs w:val="18"/>
-                <w:color w:val="000000"/>
-              </w:rPr>
-              <w:t xml:space="preserve">0.141</w:t>
+              <w:t xml:space="preserve"/>
             </w:r>
           </w:p>
         </w:tc>
@@ -2439,7 +2439,7 @@
                 <w:szCs w:val="18"/>
                 <w:color w:val="000000"/>
               </w:rPr>
-              <w:t xml:space="preserve">Pathologic stage group</w:t>
+              <w:t xml:space="preserve"/>
             </w:r>
           </w:p>
         </w:tc>
@@ -2494,7 +2494,7 @@
                 <w:szCs w:val="18"/>
                 <w:color w:val="000000"/>
               </w:rPr>
-              <w:t xml:space="preserve">I–II (ref)</w:t>
+              <w:t xml:space="preserve">Female</w:t>
             </w:r>
           </w:p>
         </w:tc>
@@ -2549,7 +2549,7 @@
                 <w:szCs w:val="18"/>
                 <w:color w:val="000000"/>
               </w:rPr>
-              <w:t xml:space="preserve">79</w:t>
+              <w:t xml:space="preserve">67</w:t>
             </w:r>
           </w:p>
         </w:tc>
@@ -2604,7 +2604,7 @@
                 <w:szCs w:val="18"/>
                 <w:color w:val="000000"/>
               </w:rPr>
-              <w:t xml:space="preserve">7</w:t>
+              <w:t xml:space="preserve">11</w:t>
             </w:r>
           </w:p>
         </w:tc>
@@ -2659,7 +2659,7 @@
                 <w:szCs w:val="18"/>
                 <w:color w:val="000000"/>
               </w:rPr>
-              <w:t xml:space="preserve">Reference</w:t>
+              <w:t xml:space="preserve">1.29 (0.51–3.28)</w:t>
             </w:r>
           </w:p>
         </w:tc>
@@ -2714,7 +2714,7 @@
                 <w:szCs w:val="18"/>
                 <w:color w:val="000000"/>
               </w:rPr>
-              <w:t xml:space="preserve"/>
+              <w:t xml:space="preserve">0.574</w:t>
             </w:r>
           </w:p>
         </w:tc>
@@ -2769,7 +2769,7 @@
                 <w:szCs w:val="18"/>
                 <w:color w:val="000000"/>
               </w:rPr>
-              <w:t xml:space="preserve"/>
+              <w:t xml:space="preserve">0.152</w:t>
             </w:r>
           </w:p>
         </w:tc>
@@ -2829,6 +2829,281 @@
                 <w:szCs w:val="18"/>
                 <w:color w:val="000000"/>
               </w:rPr>
+              <w:t xml:space="preserve">Pathologic stage group</w:t>
+            </w:r>
+          </w:p>
+        </w:tc>
+        <w:tc>
+          <w:tcPr>
+            <w:tcBorders>
+              <w:bottom w:val="none" w:sz="0" w:space="0" w:color="000000"/>
+              <w:top w:val="none" w:sz="0" w:space="0" w:color="000000"/>
+              <w:left w:val="none" w:sz="0" w:space="0" w:color="000000"/>
+              <w:right w:val="none" w:sz="0" w:space="0" w:color="000000"/>
+            </w:tcBorders>
+            <w:shd w:val="clear" w:color="auto" w:fill="FFFFFF"/>
+            <w:tcMar>
+              <w:top w:w="0" w:type="dxa"/>
+              <w:bottom w:w="0" w:type="dxa"/>
+              <w:left w:w="0" w:type="dxa"/>
+              <w:right w:w="0" w:type="dxa"/>
+            </w:tcMar>
+            <w:vAlign w:val="center"/>
+          </w:tcPr>
+          <w:p>
+            <w:pPr>
+              <w:pStyle w:val="Normal"/>
+              <w:jc w:val="left"/>
+              <w:pBdr>
+                <w:bottom w:val="none" w:sz="0" w:space="0" w:color="000000"/>
+                <w:top w:val="none" w:sz="0" w:space="0" w:color="000000"/>
+                <w:left w:val="none" w:sz="0" w:space="0" w:color="000000"/>
+                <w:right w:val="none" w:sz="0" w:space="0" w:color="000000"/>
+              </w:pBdr>
+              <w:spacing w:after="100" w:before="100" w:line="240"/>
+              <w:ind w:left="100" w:right="100" w:firstLine="0" w:firstLineChars="0"/>
+              <w:rPr>
+                <w:rFonts w:ascii="Times New Roman" w:hAnsi="Times New Roman" w:eastAsia="Times New Roman" w:cs="Times New Roman"/>
+                <w:i w:val="false"/>
+                <w:b w:val="false"/>
+                <w:u w:val="none"/>
+                <w:strike w:val="false"/>
+                <w:sz w:val="18"/>
+                <w:szCs w:val="18"/>
+                <w:color w:val="000000"/>
+              </w:rPr>
+            </w:pPr>
+            <w:r>
+              <w:rPr>
+                <w:rFonts w:ascii="Times New Roman" w:hAnsi="Times New Roman" w:eastAsia="Times New Roman" w:cs="Times New Roman"/>
+                <w:i w:val="false"/>
+                <w:b w:val="false"/>
+                <w:u w:val="none"/>
+                <w:strike w:val="false"/>
+                <w:sz w:val="18"/>
+                <w:szCs w:val="18"/>
+                <w:color w:val="000000"/>
+              </w:rPr>
+              <w:t xml:space="preserve">I–II (ref)</w:t>
+            </w:r>
+          </w:p>
+        </w:tc>
+        <w:tc>
+          <w:tcPr>
+            <w:tcBorders>
+              <w:bottom w:val="none" w:sz="0" w:space="0" w:color="000000"/>
+              <w:top w:val="none" w:sz="0" w:space="0" w:color="000000"/>
+              <w:left w:val="none" w:sz="0" w:space="0" w:color="000000"/>
+              <w:right w:val="none" w:sz="0" w:space="0" w:color="000000"/>
+            </w:tcBorders>
+            <w:shd w:val="clear" w:color="auto" w:fill="FFFFFF"/>
+            <w:tcMar>
+              <w:top w:w="0" w:type="dxa"/>
+              <w:bottom w:w="0" w:type="dxa"/>
+              <w:left w:w="0" w:type="dxa"/>
+              <w:right w:w="0" w:type="dxa"/>
+            </w:tcMar>
+            <w:vAlign w:val="center"/>
+          </w:tcPr>
+          <w:p>
+            <w:pPr>
+              <w:pStyle w:val="Normal"/>
+              <w:jc w:val="right"/>
+              <w:pBdr>
+                <w:bottom w:val="none" w:sz="0" w:space="0" w:color="000000"/>
+                <w:top w:val="none" w:sz="0" w:space="0" w:color="000000"/>
+                <w:left w:val="none" w:sz="0" w:space="0" w:color="000000"/>
+                <w:right w:val="none" w:sz="0" w:space="0" w:color="000000"/>
+              </w:pBdr>
+              <w:spacing w:after="100" w:before="100" w:line="240"/>
+              <w:ind w:left="100" w:right="100" w:firstLine="0" w:firstLineChars="0"/>
+              <w:rPr>
+                <w:rFonts w:ascii="Times New Roman" w:hAnsi="Times New Roman" w:eastAsia="Times New Roman" w:cs="Times New Roman"/>
+                <w:i w:val="false"/>
+                <w:b w:val="false"/>
+                <w:u w:val="none"/>
+                <w:strike w:val="false"/>
+                <w:sz w:val="18"/>
+                <w:szCs w:val="18"/>
+                <w:color w:val="000000"/>
+              </w:rPr>
+            </w:pPr>
+            <w:r>
+              <w:rPr>
+                <w:rFonts w:ascii="Times New Roman" w:hAnsi="Times New Roman" w:eastAsia="Times New Roman" w:cs="Times New Roman"/>
+                <w:i w:val="false"/>
+                <w:b w:val="false"/>
+                <w:u w:val="none"/>
+                <w:strike w:val="false"/>
+                <w:sz w:val="18"/>
+                <w:szCs w:val="18"/>
+                <w:color w:val="000000"/>
+              </w:rPr>
+              <w:t xml:space="preserve">79</w:t>
+            </w:r>
+          </w:p>
+        </w:tc>
+        <w:tc>
+          <w:tcPr>
+            <w:tcBorders>
+              <w:bottom w:val="none" w:sz="0" w:space="0" w:color="000000"/>
+              <w:top w:val="none" w:sz="0" w:space="0" w:color="000000"/>
+              <w:left w:val="none" w:sz="0" w:space="0" w:color="000000"/>
+              <w:right w:val="none" w:sz="0" w:space="0" w:color="000000"/>
+            </w:tcBorders>
+            <w:shd w:val="clear" w:color="auto" w:fill="FFFFFF"/>
+            <w:tcMar>
+              <w:top w:w="0" w:type="dxa"/>
+              <w:bottom w:w="0" w:type="dxa"/>
+              <w:left w:w="0" w:type="dxa"/>
+              <w:right w:w="0" w:type="dxa"/>
+            </w:tcMar>
+            <w:vAlign w:val="center"/>
+          </w:tcPr>
+          <w:p>
+            <w:pPr>
+              <w:pStyle w:val="Normal"/>
+              <w:jc w:val="right"/>
+              <w:pBdr>
+                <w:bottom w:val="none" w:sz="0" w:space="0" w:color="000000"/>
+                <w:top w:val="none" w:sz="0" w:space="0" w:color="000000"/>
+                <w:left w:val="none" w:sz="0" w:space="0" w:color="000000"/>
+                <w:right w:val="none" w:sz="0" w:space="0" w:color="000000"/>
+              </w:pBdr>
+              <w:spacing w:after="100" w:before="100" w:line="240"/>
+              <w:ind w:left="100" w:right="100" w:firstLine="0" w:firstLineChars="0"/>
+              <w:rPr>
+                <w:rFonts w:ascii="Times New Roman" w:hAnsi="Times New Roman" w:eastAsia="Times New Roman" w:cs="Times New Roman"/>
+                <w:i w:val="false"/>
+                <w:b w:val="false"/>
+                <w:u w:val="none"/>
+                <w:strike w:val="false"/>
+                <w:sz w:val="18"/>
+                <w:szCs w:val="18"/>
+                <w:color w:val="000000"/>
+              </w:rPr>
+            </w:pPr>
+            <w:r>
+              <w:rPr>
+                <w:rFonts w:ascii="Times New Roman" w:hAnsi="Times New Roman" w:eastAsia="Times New Roman" w:cs="Times New Roman"/>
+                <w:i w:val="false"/>
+                <w:b w:val="false"/>
+                <w:u w:val="none"/>
+                <w:strike w:val="false"/>
+                <w:sz w:val="18"/>
+                <w:szCs w:val="18"/>
+                <w:color w:val="000000"/>
+              </w:rPr>
+              <w:t xml:space="preserve">7</w:t>
+            </w:r>
+          </w:p>
+        </w:tc>
+        <w:tc>
+          <w:tcPr>
+            <w:tcBorders>
+              <w:bottom w:val="none" w:sz="0" w:space="0" w:color="000000"/>
+              <w:top w:val="none" w:sz="0" w:space="0" w:color="000000"/>
+              <w:left w:val="none" w:sz="0" w:space="0" w:color="000000"/>
+              <w:right w:val="none" w:sz="0" w:space="0" w:color="000000"/>
+            </w:tcBorders>
+            <w:shd w:val="clear" w:color="auto" w:fill="FFFFFF"/>
+            <w:tcMar>
+              <w:top w:w="0" w:type="dxa"/>
+              <w:bottom w:w="0" w:type="dxa"/>
+              <w:left w:w="0" w:type="dxa"/>
+              <w:right w:w="0" w:type="dxa"/>
+            </w:tcMar>
+            <w:vAlign w:val="center"/>
+          </w:tcPr>
+          <w:p>
+            <w:pPr>
+              <w:pStyle w:val="Normal"/>
+              <w:jc w:val="left"/>
+              <w:pBdr>
+                <w:bottom w:val="none" w:sz="0" w:space="0" w:color="000000"/>
+                <w:top w:val="none" w:sz="0" w:space="0" w:color="000000"/>
+                <w:left w:val="none" w:sz="0" w:space="0" w:color="000000"/>
+                <w:right w:val="none" w:sz="0" w:space="0" w:color="000000"/>
+              </w:pBdr>
+              <w:spacing w:after="100" w:before="100" w:line="240"/>
+              <w:ind w:left="100" w:right="100" w:firstLine="0" w:firstLineChars="0"/>
+              <w:rPr>
+                <w:rFonts w:ascii="Times New Roman" w:hAnsi="Times New Roman" w:eastAsia="Times New Roman" w:cs="Times New Roman"/>
+                <w:i w:val="false"/>
+                <w:b w:val="false"/>
+                <w:u w:val="none"/>
+                <w:strike w:val="false"/>
+                <w:sz w:val="18"/>
+                <w:szCs w:val="18"/>
+                <w:color w:val="000000"/>
+              </w:rPr>
+            </w:pPr>
+            <w:r>
+              <w:rPr>
+                <w:rFonts w:ascii="Times New Roman" w:hAnsi="Times New Roman" w:eastAsia="Times New Roman" w:cs="Times New Roman"/>
+                <w:i w:val="false"/>
+                <w:b w:val="false"/>
+                <w:u w:val="none"/>
+                <w:strike w:val="false"/>
+                <w:sz w:val="18"/>
+                <w:szCs w:val="18"/>
+                <w:color w:val="000000"/>
+              </w:rPr>
+              <w:t xml:space="preserve">Reference</w:t>
+            </w:r>
+          </w:p>
+        </w:tc>
+        <w:tc>
+          <w:tcPr>
+            <w:tcBorders>
+              <w:bottom w:val="none" w:sz="0" w:space="0" w:color="000000"/>
+              <w:top w:val="none" w:sz="0" w:space="0" w:color="000000"/>
+              <w:left w:val="none" w:sz="0" w:space="0" w:color="000000"/>
+              <w:right w:val="none" w:sz="0" w:space="0" w:color="000000"/>
+            </w:tcBorders>
+            <w:shd w:val="clear" w:color="auto" w:fill="FFFFFF"/>
+            <w:tcMar>
+              <w:top w:w="0" w:type="dxa"/>
+              <w:bottom w:w="0" w:type="dxa"/>
+              <w:left w:w="0" w:type="dxa"/>
+              <w:right w:w="0" w:type="dxa"/>
+            </w:tcMar>
+            <w:vAlign w:val="center"/>
+          </w:tcPr>
+          <w:p>
+            <w:pPr>
+              <w:pStyle w:val="Normal"/>
+              <w:jc w:val="left"/>
+              <w:pBdr>
+                <w:bottom w:val="none" w:sz="0" w:space="0" w:color="000000"/>
+                <w:top w:val="none" w:sz="0" w:space="0" w:color="000000"/>
+                <w:left w:val="none" w:sz="0" w:space="0" w:color="000000"/>
+                <w:right w:val="none" w:sz="0" w:space="0" w:color="000000"/>
+              </w:pBdr>
+              <w:spacing w:after="100" w:before="100" w:line="240"/>
+              <w:ind w:left="100" w:right="100" w:firstLine="0" w:firstLineChars="0"/>
+              <w:rPr>
+                <w:rFonts w:ascii="Times New Roman" w:hAnsi="Times New Roman" w:eastAsia="Times New Roman" w:cs="Times New Roman"/>
+                <w:i w:val="false"/>
+                <w:b w:val="false"/>
+                <w:u w:val="none"/>
+                <w:strike w:val="false"/>
+                <w:sz w:val="18"/>
+                <w:szCs w:val="18"/>
+                <w:color w:val="000000"/>
+              </w:rPr>
+            </w:pPr>
+            <w:r>
+              <w:rPr>
+                <w:rFonts w:ascii="Times New Roman" w:hAnsi="Times New Roman" w:eastAsia="Times New Roman" w:cs="Times New Roman"/>
+                <w:i w:val="false"/>
+                <w:b w:val="false"/>
+                <w:u w:val="none"/>
+                <w:strike w:val="false"/>
+                <w:sz w:val="18"/>
+                <w:szCs w:val="18"/>
+                <w:color w:val="000000"/>
+              </w:rPr>
               <w:t xml:space="preserve"/>
             </w:r>
           </w:p>
@@ -2884,282 +3159,7 @@
                 <w:szCs w:val="18"/>
                 <w:color w:val="000000"/>
               </w:rPr>
-              <w:t xml:space="preserve">III–IV</w:t>
-            </w:r>
-          </w:p>
-        </w:tc>
-        <w:tc>
-          <w:tcPr>
-            <w:tcBorders>
-              <w:bottom w:val="none" w:sz="0" w:space="0" w:color="000000"/>
-              <w:top w:val="none" w:sz="0" w:space="0" w:color="000000"/>
-              <w:left w:val="none" w:sz="0" w:space="0" w:color="000000"/>
-              <w:right w:val="none" w:sz="0" w:space="0" w:color="000000"/>
-            </w:tcBorders>
-            <w:shd w:val="clear" w:color="auto" w:fill="FFFFFF"/>
-            <w:tcMar>
-              <w:top w:w="0" w:type="dxa"/>
-              <w:bottom w:w="0" w:type="dxa"/>
-              <w:left w:w="0" w:type="dxa"/>
-              <w:right w:w="0" w:type="dxa"/>
-            </w:tcMar>
-            <w:vAlign w:val="center"/>
-          </w:tcPr>
-          <w:p>
-            <w:pPr>
-              <w:pStyle w:val="Normal"/>
-              <w:jc w:val="right"/>
-              <w:pBdr>
-                <w:bottom w:val="none" w:sz="0" w:space="0" w:color="000000"/>
-                <w:top w:val="none" w:sz="0" w:space="0" w:color="000000"/>
-                <w:left w:val="none" w:sz="0" w:space="0" w:color="000000"/>
-                <w:right w:val="none" w:sz="0" w:space="0" w:color="000000"/>
-              </w:pBdr>
-              <w:spacing w:after="100" w:before="100" w:line="240"/>
-              <w:ind w:left="100" w:right="100" w:firstLine="0" w:firstLineChars="0"/>
-              <w:rPr>
-                <w:rFonts w:ascii="Times New Roman" w:hAnsi="Times New Roman" w:eastAsia="Times New Roman" w:cs="Times New Roman"/>
-                <w:i w:val="false"/>
-                <w:b w:val="false"/>
-                <w:u w:val="none"/>
-                <w:strike w:val="false"/>
-                <w:sz w:val="18"/>
-                <w:szCs w:val="18"/>
-                <w:color w:val="000000"/>
-              </w:rPr>
-            </w:pPr>
-            <w:r>
-              <w:rPr>
-                <w:rFonts w:ascii="Times New Roman" w:hAnsi="Times New Roman" w:eastAsia="Times New Roman" w:cs="Times New Roman"/>
-                <w:i w:val="false"/>
-                <w:b w:val="false"/>
-                <w:u w:val="none"/>
-                <w:strike w:val="false"/>
-                <w:sz w:val="18"/>
-                <w:szCs w:val="18"/>
-                <w:color w:val="000000"/>
-              </w:rPr>
-              <w:t xml:space="preserve">71</w:t>
-            </w:r>
-          </w:p>
-        </w:tc>
-        <w:tc>
-          <w:tcPr>
-            <w:tcBorders>
-              <w:bottom w:val="none" w:sz="0" w:space="0" w:color="000000"/>
-              <w:top w:val="none" w:sz="0" w:space="0" w:color="000000"/>
-              <w:left w:val="none" w:sz="0" w:space="0" w:color="000000"/>
-              <w:right w:val="none" w:sz="0" w:space="0" w:color="000000"/>
-            </w:tcBorders>
-            <w:shd w:val="clear" w:color="auto" w:fill="FFFFFF"/>
-            <w:tcMar>
-              <w:top w:w="0" w:type="dxa"/>
-              <w:bottom w:w="0" w:type="dxa"/>
-              <w:left w:w="0" w:type="dxa"/>
-              <w:right w:w="0" w:type="dxa"/>
-            </w:tcMar>
-            <w:vAlign w:val="center"/>
-          </w:tcPr>
-          <w:p>
-            <w:pPr>
-              <w:pStyle w:val="Normal"/>
-              <w:jc w:val="right"/>
-              <w:pBdr>
-                <w:bottom w:val="none" w:sz="0" w:space="0" w:color="000000"/>
-                <w:top w:val="none" w:sz="0" w:space="0" w:color="000000"/>
-                <w:left w:val="none" w:sz="0" w:space="0" w:color="000000"/>
-                <w:right w:val="none" w:sz="0" w:space="0" w:color="000000"/>
-              </w:pBdr>
-              <w:spacing w:after="100" w:before="100" w:line="240"/>
-              <w:ind w:left="100" w:right="100" w:firstLine="0" w:firstLineChars="0"/>
-              <w:rPr>
-                <w:rFonts w:ascii="Times New Roman" w:hAnsi="Times New Roman" w:eastAsia="Times New Roman" w:cs="Times New Roman"/>
-                <w:i w:val="false"/>
-                <w:b w:val="false"/>
-                <w:u w:val="none"/>
-                <w:strike w:val="false"/>
-                <w:sz w:val="18"/>
-                <w:szCs w:val="18"/>
-                <w:color w:val="000000"/>
-              </w:rPr>
-            </w:pPr>
-            <w:r>
-              <w:rPr>
-                <w:rFonts w:ascii="Times New Roman" w:hAnsi="Times New Roman" w:eastAsia="Times New Roman" w:cs="Times New Roman"/>
-                <w:i w:val="false"/>
-                <w:b w:val="false"/>
-                <w:u w:val="none"/>
-                <w:strike w:val="false"/>
-                <w:sz w:val="18"/>
-                <w:szCs w:val="18"/>
-                <w:color w:val="000000"/>
-              </w:rPr>
-              <w:t xml:space="preserve">16</w:t>
-            </w:r>
-          </w:p>
-        </w:tc>
-        <w:tc>
-          <w:tcPr>
-            <w:tcBorders>
-              <w:bottom w:val="none" w:sz="0" w:space="0" w:color="000000"/>
-              <w:top w:val="none" w:sz="0" w:space="0" w:color="000000"/>
-              <w:left w:val="none" w:sz="0" w:space="0" w:color="000000"/>
-              <w:right w:val="none" w:sz="0" w:space="0" w:color="000000"/>
-            </w:tcBorders>
-            <w:shd w:val="clear" w:color="auto" w:fill="FFFFFF"/>
-            <w:tcMar>
-              <w:top w:w="0" w:type="dxa"/>
-              <w:bottom w:w="0" w:type="dxa"/>
-              <w:left w:w="0" w:type="dxa"/>
-              <w:right w:w="0" w:type="dxa"/>
-            </w:tcMar>
-            <w:vAlign w:val="center"/>
-          </w:tcPr>
-          <w:p>
-            <w:pPr>
-              <w:pStyle w:val="Normal"/>
-              <w:jc w:val="left"/>
-              <w:pBdr>
-                <w:bottom w:val="none" w:sz="0" w:space="0" w:color="000000"/>
-                <w:top w:val="none" w:sz="0" w:space="0" w:color="000000"/>
-                <w:left w:val="none" w:sz="0" w:space="0" w:color="000000"/>
-                <w:right w:val="none" w:sz="0" w:space="0" w:color="000000"/>
-              </w:pBdr>
-              <w:spacing w:after="100" w:before="100" w:line="240"/>
-              <w:ind w:left="100" w:right="100" w:firstLine="0" w:firstLineChars="0"/>
-              <w:rPr>
-                <w:rFonts w:ascii="Times New Roman" w:hAnsi="Times New Roman" w:eastAsia="Times New Roman" w:cs="Times New Roman"/>
-                <w:i w:val="false"/>
-                <w:b w:val="false"/>
-                <w:u w:val="none"/>
-                <w:strike w:val="false"/>
-                <w:sz w:val="18"/>
-                <w:szCs w:val="18"/>
-                <w:color w:val="000000"/>
-              </w:rPr>
-            </w:pPr>
-            <w:r>
-              <w:rPr>
-                <w:rFonts w:ascii="Times New Roman" w:hAnsi="Times New Roman" w:eastAsia="Times New Roman" w:cs="Times New Roman"/>
-                <w:i w:val="false"/>
-                <w:b w:val="false"/>
-                <w:u w:val="none"/>
-                <w:strike w:val="false"/>
-                <w:sz w:val="18"/>
-                <w:szCs w:val="18"/>
-                <w:color w:val="000000"/>
-              </w:rPr>
-              <w:t xml:space="preserve">2.43 (0.87–6.77)</w:t>
-            </w:r>
-          </w:p>
-        </w:tc>
-        <w:tc>
-          <w:tcPr>
-            <w:tcBorders>
-              <w:bottom w:val="none" w:sz="0" w:space="0" w:color="000000"/>
-              <w:top w:val="none" w:sz="0" w:space="0" w:color="000000"/>
-              <w:left w:val="none" w:sz="0" w:space="0" w:color="000000"/>
-              <w:right w:val="none" w:sz="0" w:space="0" w:color="000000"/>
-            </w:tcBorders>
-            <w:shd w:val="clear" w:color="auto" w:fill="FFFFFF"/>
-            <w:tcMar>
-              <w:top w:w="0" w:type="dxa"/>
-              <w:bottom w:w="0" w:type="dxa"/>
-              <w:left w:w="0" w:type="dxa"/>
-              <w:right w:w="0" w:type="dxa"/>
-            </w:tcMar>
-            <w:vAlign w:val="center"/>
-          </w:tcPr>
-          <w:p>
-            <w:pPr>
-              <w:pStyle w:val="Normal"/>
-              <w:jc w:val="left"/>
-              <w:pBdr>
-                <w:bottom w:val="none" w:sz="0" w:space="0" w:color="000000"/>
-                <w:top w:val="none" w:sz="0" w:space="0" w:color="000000"/>
-                <w:left w:val="none" w:sz="0" w:space="0" w:color="000000"/>
-                <w:right w:val="none" w:sz="0" w:space="0" w:color="000000"/>
-              </w:pBdr>
-              <w:spacing w:after="100" w:before="100" w:line="240"/>
-              <w:ind w:left="100" w:right="100" w:firstLine="0" w:firstLineChars="0"/>
-              <w:rPr>
-                <w:rFonts w:ascii="Times New Roman" w:hAnsi="Times New Roman" w:eastAsia="Times New Roman" w:cs="Times New Roman"/>
-                <w:i w:val="false"/>
-                <w:b w:val="false"/>
-                <w:u w:val="none"/>
-                <w:strike w:val="false"/>
-                <w:sz w:val="18"/>
-                <w:szCs w:val="18"/>
-                <w:color w:val="000000"/>
-              </w:rPr>
-            </w:pPr>
-            <w:r>
-              <w:rPr>
-                <w:rFonts w:ascii="Times New Roman" w:hAnsi="Times New Roman" w:eastAsia="Times New Roman" w:cs="Times New Roman"/>
-                <w:i w:val="false"/>
-                <w:b w:val="false"/>
-                <w:u w:val="none"/>
-                <w:strike w:val="false"/>
-                <w:sz w:val="18"/>
-                <w:szCs w:val="18"/>
-                <w:color w:val="000000"/>
-              </w:rPr>
-              <w:t xml:space="preserve">0.084</w:t>
-            </w:r>
-          </w:p>
-        </w:tc>
-        <w:tc>
-          <w:tcPr>
-            <w:tcBorders>
-              <w:bottom w:val="none" w:sz="0" w:space="0" w:color="000000"/>
-              <w:top w:val="none" w:sz="0" w:space="0" w:color="000000"/>
-              <w:left w:val="none" w:sz="0" w:space="0" w:color="000000"/>
-              <w:right w:val="none" w:sz="0" w:space="0" w:color="000000"/>
-            </w:tcBorders>
-            <w:shd w:val="clear" w:color="auto" w:fill="FFFFFF"/>
-            <w:tcMar>
-              <w:top w:w="0" w:type="dxa"/>
-              <w:bottom w:w="0" w:type="dxa"/>
-              <w:left w:w="0" w:type="dxa"/>
-              <w:right w:w="0" w:type="dxa"/>
-            </w:tcMar>
-            <w:vAlign w:val="center"/>
-          </w:tcPr>
-          <w:p>
-            <w:pPr>
-              <w:pStyle w:val="Normal"/>
-              <w:jc w:val="left"/>
-              <w:pBdr>
-                <w:bottom w:val="none" w:sz="0" w:space="0" w:color="000000"/>
-                <w:top w:val="none" w:sz="0" w:space="0" w:color="000000"/>
-                <w:left w:val="none" w:sz="0" w:space="0" w:color="000000"/>
-                <w:right w:val="none" w:sz="0" w:space="0" w:color="000000"/>
-              </w:pBdr>
-              <w:spacing w:after="100" w:before="100" w:line="240"/>
-              <w:ind w:left="100" w:right="100" w:firstLine="0" w:firstLineChars="0"/>
-              <w:rPr>
-                <w:rFonts w:ascii="Times New Roman" w:hAnsi="Times New Roman" w:eastAsia="Times New Roman" w:cs="Times New Roman"/>
-                <w:i w:val="false"/>
-                <w:b w:val="false"/>
-                <w:u w:val="none"/>
-                <w:strike w:val="false"/>
-                <w:sz w:val="18"/>
-                <w:szCs w:val="18"/>
-                <w:color w:val="000000"/>
-              </w:rPr>
-            </w:pPr>
-            <w:r>
-              <w:rPr>
-                <w:rFonts w:ascii="Times New Roman" w:hAnsi="Times New Roman" w:eastAsia="Times New Roman" w:cs="Times New Roman"/>
-                <w:i w:val="false"/>
-                <w:b w:val="false"/>
-                <w:u w:val="none"/>
-                <w:strike w:val="false"/>
-                <w:sz w:val="18"/>
-                <w:szCs w:val="18"/>
-                <w:color w:val="000000"/>
-              </w:rPr>
-              <w:t xml:space="preserve">0.133</w:t>
+              <w:t xml:space="preserve"/>
             </w:r>
           </w:p>
         </w:tc>
@@ -3219,6 +3219,396 @@
                 <w:szCs w:val="18"/>
                 <w:color w:val="000000"/>
               </w:rPr>
+              <w:t xml:space="preserve"/>
+            </w:r>
+          </w:p>
+        </w:tc>
+        <w:tc>
+          <w:tcPr>
+            <w:tcBorders>
+              <w:bottom w:val="none" w:sz="0" w:space="0" w:color="000000"/>
+              <w:top w:val="none" w:sz="0" w:space="0" w:color="000000"/>
+              <w:left w:val="none" w:sz="0" w:space="0" w:color="000000"/>
+              <w:right w:val="none" w:sz="0" w:space="0" w:color="000000"/>
+            </w:tcBorders>
+            <w:shd w:val="clear" w:color="auto" w:fill="FFFFFF"/>
+            <w:tcMar>
+              <w:top w:w="0" w:type="dxa"/>
+              <w:bottom w:w="0" w:type="dxa"/>
+              <w:left w:w="0" w:type="dxa"/>
+              <w:right w:w="0" w:type="dxa"/>
+            </w:tcMar>
+            <w:vAlign w:val="center"/>
+          </w:tcPr>
+          <w:p>
+            <w:pPr>
+              <w:pStyle w:val="Normal"/>
+              <w:jc w:val="left"/>
+              <w:pBdr>
+                <w:bottom w:val="none" w:sz="0" w:space="0" w:color="000000"/>
+                <w:top w:val="none" w:sz="0" w:space="0" w:color="000000"/>
+                <w:left w:val="none" w:sz="0" w:space="0" w:color="000000"/>
+                <w:right w:val="none" w:sz="0" w:space="0" w:color="000000"/>
+              </w:pBdr>
+              <w:spacing w:after="100" w:before="100" w:line="240"/>
+              <w:ind w:left="100" w:right="100" w:firstLine="0" w:firstLineChars="0"/>
+              <w:rPr>
+                <w:rFonts w:ascii="Times New Roman" w:hAnsi="Times New Roman" w:eastAsia="Times New Roman" w:cs="Times New Roman"/>
+                <w:i w:val="false"/>
+                <w:b w:val="false"/>
+                <w:u w:val="none"/>
+                <w:strike w:val="false"/>
+                <w:sz w:val="18"/>
+                <w:szCs w:val="18"/>
+                <w:color w:val="000000"/>
+              </w:rPr>
+            </w:pPr>
+            <w:r>
+              <w:rPr>
+                <w:rFonts w:ascii="Times New Roman" w:hAnsi="Times New Roman" w:eastAsia="Times New Roman" w:cs="Times New Roman"/>
+                <w:i w:val="false"/>
+                <w:b w:val="false"/>
+                <w:u w:val="none"/>
+                <w:strike w:val="false"/>
+                <w:sz w:val="18"/>
+                <w:szCs w:val="18"/>
+                <w:color w:val="000000"/>
+              </w:rPr>
+              <w:t xml:space="preserve">III–IV</w:t>
+            </w:r>
+          </w:p>
+        </w:tc>
+        <w:tc>
+          <w:tcPr>
+            <w:tcBorders>
+              <w:bottom w:val="none" w:sz="0" w:space="0" w:color="000000"/>
+              <w:top w:val="none" w:sz="0" w:space="0" w:color="000000"/>
+              <w:left w:val="none" w:sz="0" w:space="0" w:color="000000"/>
+              <w:right w:val="none" w:sz="0" w:space="0" w:color="000000"/>
+            </w:tcBorders>
+            <w:shd w:val="clear" w:color="auto" w:fill="FFFFFF"/>
+            <w:tcMar>
+              <w:top w:w="0" w:type="dxa"/>
+              <w:bottom w:w="0" w:type="dxa"/>
+              <w:left w:w="0" w:type="dxa"/>
+              <w:right w:w="0" w:type="dxa"/>
+            </w:tcMar>
+            <w:vAlign w:val="center"/>
+          </w:tcPr>
+          <w:p>
+            <w:pPr>
+              <w:pStyle w:val="Normal"/>
+              <w:jc w:val="right"/>
+              <w:pBdr>
+                <w:bottom w:val="none" w:sz="0" w:space="0" w:color="000000"/>
+                <w:top w:val="none" w:sz="0" w:space="0" w:color="000000"/>
+                <w:left w:val="none" w:sz="0" w:space="0" w:color="000000"/>
+                <w:right w:val="none" w:sz="0" w:space="0" w:color="000000"/>
+              </w:pBdr>
+              <w:spacing w:after="100" w:before="100" w:line="240"/>
+              <w:ind w:left="100" w:right="100" w:firstLine="0" w:firstLineChars="0"/>
+              <w:rPr>
+                <w:rFonts w:ascii="Times New Roman" w:hAnsi="Times New Roman" w:eastAsia="Times New Roman" w:cs="Times New Roman"/>
+                <w:i w:val="false"/>
+                <w:b w:val="false"/>
+                <w:u w:val="none"/>
+                <w:strike w:val="false"/>
+                <w:sz w:val="18"/>
+                <w:szCs w:val="18"/>
+                <w:color w:val="000000"/>
+              </w:rPr>
+            </w:pPr>
+            <w:r>
+              <w:rPr>
+                <w:rFonts w:ascii="Times New Roman" w:hAnsi="Times New Roman" w:eastAsia="Times New Roman" w:cs="Times New Roman"/>
+                <w:i w:val="false"/>
+                <w:b w:val="false"/>
+                <w:u w:val="none"/>
+                <w:strike w:val="false"/>
+                <w:sz w:val="18"/>
+                <w:szCs w:val="18"/>
+                <w:color w:val="000000"/>
+              </w:rPr>
+              <w:t xml:space="preserve">71</w:t>
+            </w:r>
+          </w:p>
+        </w:tc>
+        <w:tc>
+          <w:tcPr>
+            <w:tcBorders>
+              <w:bottom w:val="none" w:sz="0" w:space="0" w:color="000000"/>
+              <w:top w:val="none" w:sz="0" w:space="0" w:color="000000"/>
+              <w:left w:val="none" w:sz="0" w:space="0" w:color="000000"/>
+              <w:right w:val="none" w:sz="0" w:space="0" w:color="000000"/>
+            </w:tcBorders>
+            <w:shd w:val="clear" w:color="auto" w:fill="FFFFFF"/>
+            <w:tcMar>
+              <w:top w:w="0" w:type="dxa"/>
+              <w:bottom w:w="0" w:type="dxa"/>
+              <w:left w:w="0" w:type="dxa"/>
+              <w:right w:w="0" w:type="dxa"/>
+            </w:tcMar>
+            <w:vAlign w:val="center"/>
+          </w:tcPr>
+          <w:p>
+            <w:pPr>
+              <w:pStyle w:val="Normal"/>
+              <w:jc w:val="right"/>
+              <w:pBdr>
+                <w:bottom w:val="none" w:sz="0" w:space="0" w:color="000000"/>
+                <w:top w:val="none" w:sz="0" w:space="0" w:color="000000"/>
+                <w:left w:val="none" w:sz="0" w:space="0" w:color="000000"/>
+                <w:right w:val="none" w:sz="0" w:space="0" w:color="000000"/>
+              </w:pBdr>
+              <w:spacing w:after="100" w:before="100" w:line="240"/>
+              <w:ind w:left="100" w:right="100" w:firstLine="0" w:firstLineChars="0"/>
+              <w:rPr>
+                <w:rFonts w:ascii="Times New Roman" w:hAnsi="Times New Roman" w:eastAsia="Times New Roman" w:cs="Times New Roman"/>
+                <w:i w:val="false"/>
+                <w:b w:val="false"/>
+                <w:u w:val="none"/>
+                <w:strike w:val="false"/>
+                <w:sz w:val="18"/>
+                <w:szCs w:val="18"/>
+                <w:color w:val="000000"/>
+              </w:rPr>
+            </w:pPr>
+            <w:r>
+              <w:rPr>
+                <w:rFonts w:ascii="Times New Roman" w:hAnsi="Times New Roman" w:eastAsia="Times New Roman" w:cs="Times New Roman"/>
+                <w:i w:val="false"/>
+                <w:b w:val="false"/>
+                <w:u w:val="none"/>
+                <w:strike w:val="false"/>
+                <w:sz w:val="18"/>
+                <w:szCs w:val="18"/>
+                <w:color w:val="000000"/>
+              </w:rPr>
+              <w:t xml:space="preserve">16</w:t>
+            </w:r>
+          </w:p>
+        </w:tc>
+        <w:tc>
+          <w:tcPr>
+            <w:tcBorders>
+              <w:bottom w:val="none" w:sz="0" w:space="0" w:color="000000"/>
+              <w:top w:val="none" w:sz="0" w:space="0" w:color="000000"/>
+              <w:left w:val="none" w:sz="0" w:space="0" w:color="000000"/>
+              <w:right w:val="none" w:sz="0" w:space="0" w:color="000000"/>
+            </w:tcBorders>
+            <w:shd w:val="clear" w:color="auto" w:fill="FFFFFF"/>
+            <w:tcMar>
+              <w:top w:w="0" w:type="dxa"/>
+              <w:bottom w:w="0" w:type="dxa"/>
+              <w:left w:w="0" w:type="dxa"/>
+              <w:right w:w="0" w:type="dxa"/>
+            </w:tcMar>
+            <w:vAlign w:val="center"/>
+          </w:tcPr>
+          <w:p>
+            <w:pPr>
+              <w:pStyle w:val="Normal"/>
+              <w:jc w:val="left"/>
+              <w:pBdr>
+                <w:bottom w:val="none" w:sz="0" w:space="0" w:color="000000"/>
+                <w:top w:val="none" w:sz="0" w:space="0" w:color="000000"/>
+                <w:left w:val="none" w:sz="0" w:space="0" w:color="000000"/>
+                <w:right w:val="none" w:sz="0" w:space="0" w:color="000000"/>
+              </w:pBdr>
+              <w:spacing w:after="100" w:before="100" w:line="240"/>
+              <w:ind w:left="100" w:right="100" w:firstLine="0" w:firstLineChars="0"/>
+              <w:rPr>
+                <w:rFonts w:ascii="Times New Roman" w:hAnsi="Times New Roman" w:eastAsia="Times New Roman" w:cs="Times New Roman"/>
+                <w:i w:val="false"/>
+                <w:b w:val="false"/>
+                <w:u w:val="none"/>
+                <w:strike w:val="false"/>
+                <w:sz w:val="18"/>
+                <w:szCs w:val="18"/>
+                <w:color w:val="000000"/>
+              </w:rPr>
+            </w:pPr>
+            <w:r>
+              <w:rPr>
+                <w:rFonts w:ascii="Times New Roman" w:hAnsi="Times New Roman" w:eastAsia="Times New Roman" w:cs="Times New Roman"/>
+                <w:i w:val="false"/>
+                <w:b w:val="false"/>
+                <w:u w:val="none"/>
+                <w:strike w:val="false"/>
+                <w:sz w:val="18"/>
+                <w:szCs w:val="18"/>
+                <w:color w:val="000000"/>
+              </w:rPr>
+              <w:t xml:space="preserve">2.10 (0.76–5.79)</w:t>
+            </w:r>
+          </w:p>
+        </w:tc>
+        <w:tc>
+          <w:tcPr>
+            <w:tcBorders>
+              <w:bottom w:val="none" w:sz="0" w:space="0" w:color="000000"/>
+              <w:top w:val="none" w:sz="0" w:space="0" w:color="000000"/>
+              <w:left w:val="none" w:sz="0" w:space="0" w:color="000000"/>
+              <w:right w:val="none" w:sz="0" w:space="0" w:color="000000"/>
+            </w:tcBorders>
+            <w:shd w:val="clear" w:color="auto" w:fill="FFFFFF"/>
+            <w:tcMar>
+              <w:top w:w="0" w:type="dxa"/>
+              <w:bottom w:w="0" w:type="dxa"/>
+              <w:left w:w="0" w:type="dxa"/>
+              <w:right w:w="0" w:type="dxa"/>
+            </w:tcMar>
+            <w:vAlign w:val="center"/>
+          </w:tcPr>
+          <w:p>
+            <w:pPr>
+              <w:pStyle w:val="Normal"/>
+              <w:jc w:val="left"/>
+              <w:pBdr>
+                <w:bottom w:val="none" w:sz="0" w:space="0" w:color="000000"/>
+                <w:top w:val="none" w:sz="0" w:space="0" w:color="000000"/>
+                <w:left w:val="none" w:sz="0" w:space="0" w:color="000000"/>
+                <w:right w:val="none" w:sz="0" w:space="0" w:color="000000"/>
+              </w:pBdr>
+              <w:spacing w:after="100" w:before="100" w:line="240"/>
+              <w:ind w:left="100" w:right="100" w:firstLine="0" w:firstLineChars="0"/>
+              <w:rPr>
+                <w:rFonts w:ascii="Times New Roman" w:hAnsi="Times New Roman" w:eastAsia="Times New Roman" w:cs="Times New Roman"/>
+                <w:i w:val="false"/>
+                <w:b w:val="false"/>
+                <w:u w:val="none"/>
+                <w:strike w:val="false"/>
+                <w:sz w:val="18"/>
+                <w:szCs w:val="18"/>
+                <w:color w:val="000000"/>
+              </w:rPr>
+            </w:pPr>
+            <w:r>
+              <w:rPr>
+                <w:rFonts w:ascii="Times New Roman" w:hAnsi="Times New Roman" w:eastAsia="Times New Roman" w:cs="Times New Roman"/>
+                <w:i w:val="false"/>
+                <w:b w:val="false"/>
+                <w:u w:val="none"/>
+                <w:strike w:val="false"/>
+                <w:sz w:val="18"/>
+                <w:szCs w:val="18"/>
+                <w:color w:val="000000"/>
+              </w:rPr>
+              <w:t xml:space="preserve">0.141</w:t>
+            </w:r>
+          </w:p>
+        </w:tc>
+        <w:tc>
+          <w:tcPr>
+            <w:tcBorders>
+              <w:bottom w:val="none" w:sz="0" w:space="0" w:color="000000"/>
+              <w:top w:val="none" w:sz="0" w:space="0" w:color="000000"/>
+              <w:left w:val="none" w:sz="0" w:space="0" w:color="000000"/>
+              <w:right w:val="none" w:sz="0" w:space="0" w:color="000000"/>
+            </w:tcBorders>
+            <w:shd w:val="clear" w:color="auto" w:fill="FFFFFF"/>
+            <w:tcMar>
+              <w:top w:w="0" w:type="dxa"/>
+              <w:bottom w:w="0" w:type="dxa"/>
+              <w:left w:w="0" w:type="dxa"/>
+              <w:right w:w="0" w:type="dxa"/>
+            </w:tcMar>
+            <w:vAlign w:val="center"/>
+          </w:tcPr>
+          <w:p>
+            <w:pPr>
+              <w:pStyle w:val="Normal"/>
+              <w:jc w:val="left"/>
+              <w:pBdr>
+                <w:bottom w:val="none" w:sz="0" w:space="0" w:color="000000"/>
+                <w:top w:val="none" w:sz="0" w:space="0" w:color="000000"/>
+                <w:left w:val="none" w:sz="0" w:space="0" w:color="000000"/>
+                <w:right w:val="none" w:sz="0" w:space="0" w:color="000000"/>
+              </w:pBdr>
+              <w:spacing w:after="100" w:before="100" w:line="240"/>
+              <w:ind w:left="100" w:right="100" w:firstLine="0" w:firstLineChars="0"/>
+              <w:rPr>
+                <w:rFonts w:ascii="Times New Roman" w:hAnsi="Times New Roman" w:eastAsia="Times New Roman" w:cs="Times New Roman"/>
+                <w:i w:val="false"/>
+                <w:b w:val="false"/>
+                <w:u w:val="none"/>
+                <w:strike w:val="false"/>
+                <w:sz w:val="18"/>
+                <w:szCs w:val="18"/>
+                <w:color w:val="000000"/>
+              </w:rPr>
+            </w:pPr>
+            <w:r>
+              <w:rPr>
+                <w:rFonts w:ascii="Times New Roman" w:hAnsi="Times New Roman" w:eastAsia="Times New Roman" w:cs="Times New Roman"/>
+                <w:i w:val="false"/>
+                <w:b w:val="false"/>
+                <w:u w:val="none"/>
+                <w:strike w:val="false"/>
+                <w:sz w:val="18"/>
+                <w:szCs w:val="18"/>
+                <w:color w:val="000000"/>
+              </w:rPr>
+              <w:t xml:space="preserve">0.132</w:t>
+            </w:r>
+          </w:p>
+        </w:tc>
+      </w:tr>
+      <w:tr>
+        <w:trPr>
+          <w:trHeight w:val="560" w:hRule="auto"/>
+        </w:trPr>
+        <w:tc>
+          <w:tcPr>
+            <w:tcBorders>
+              <w:bottom w:val="none" w:sz="0" w:space="0" w:color="000000"/>
+              <w:top w:val="none" w:sz="0" w:space="0" w:color="000000"/>
+              <w:left w:val="none" w:sz="0" w:space="0" w:color="000000"/>
+              <w:right w:val="none" w:sz="0" w:space="0" w:color="000000"/>
+            </w:tcBorders>
+            <w:shd w:val="clear" w:color="auto" w:fill="FFFFFF"/>
+            <w:tcMar>
+              <w:top w:w="0" w:type="dxa"/>
+              <w:bottom w:w="0" w:type="dxa"/>
+              <w:left w:w="0" w:type="dxa"/>
+              <w:right w:w="0" w:type="dxa"/>
+            </w:tcMar>
+            <w:vAlign w:val="center"/>
+          </w:tcPr>
+          <w:p>
+            <w:pPr>
+              <w:pStyle w:val="Normal"/>
+              <w:jc w:val="left"/>
+              <w:pBdr>
+                <w:bottom w:val="none" w:sz="0" w:space="0" w:color="000000"/>
+                <w:top w:val="none" w:sz="0" w:space="0" w:color="000000"/>
+                <w:left w:val="none" w:sz="0" w:space="0" w:color="000000"/>
+                <w:right w:val="none" w:sz="0" w:space="0" w:color="000000"/>
+              </w:pBdr>
+              <w:spacing w:after="100" w:before="100" w:line="240"/>
+              <w:ind w:left="100" w:right="100" w:firstLine="0" w:firstLineChars="0"/>
+              <w:rPr>
+                <w:rFonts w:ascii="Times New Roman" w:hAnsi="Times New Roman" w:eastAsia="Times New Roman" w:cs="Times New Roman"/>
+                <w:i w:val="false"/>
+                <w:b w:val="false"/>
+                <w:u w:val="none"/>
+                <w:strike w:val="false"/>
+                <w:sz w:val="18"/>
+                <w:szCs w:val="18"/>
+                <w:color w:val="000000"/>
+              </w:rPr>
+            </w:pPr>
+            <w:r>
+              <w:rPr>
+                <w:rFonts w:ascii="Times New Roman" w:hAnsi="Times New Roman" w:eastAsia="Times New Roman" w:cs="Times New Roman"/>
+                <w:i w:val="false"/>
+                <w:b w:val="false"/>
+                <w:u w:val="none"/>
+                <w:strike w:val="false"/>
+                <w:sz w:val="18"/>
+                <w:szCs w:val="18"/>
+                <w:color w:val="000000"/>
+              </w:rPr>
               <w:t xml:space="preserve">Pretreatment CEA</w:t>
             </w:r>
           </w:p>
@@ -3829,7 +4219,7 @@
                 <w:szCs w:val="18"/>
                 <w:color w:val="000000"/>
               </w:rPr>
-              <w:t xml:space="preserve">2.00 (0.56–7.23)</w:t>
+              <w:t xml:space="preserve">2.28 (0.68–7.67)</w:t>
             </w:r>
           </w:p>
         </w:tc>
@@ -3884,7 +4274,7 @@
                 <w:szCs w:val="18"/>
                 <w:color w:val="000000"/>
               </w:rPr>
-              <w:t xml:space="preserve">0.258</w:t>
+              <w:t xml:space="preserve">0.163</w:t>
             </w:r>
           </w:p>
         </w:tc>
@@ -3939,7 +4329,7 @@
                 <w:szCs w:val="18"/>
                 <w:color w:val="000000"/>
               </w:rPr>
-              <w:t xml:space="preserve">0.418</w:t>
+              <w:t xml:space="preserve">0.376</w:t>
             </w:r>
           </w:p>
         </w:tc>
